--- a/txt/about-kor.docx
+++ b/txt/about-kor.docx
@@ -1923,7 +1923,7 @@
         <w:adjustRightInd w:val="0"/>
         <w:spacing w:after="0" w:line="240" w:lineRule="auto"/>
         <w:rPr>
-          <w:rFonts w:ascii="AppleSystemUIFont" w:hAnsi="AppleSystemUIFont" w:cs="AppleSystemUIFont" w:hint="eastAsia"/>
+          <w:rFonts w:ascii="AppleSystemUIFont" w:hAnsi="AppleSystemUIFont" w:cs="AppleSystemUIFont"/>
           <w:kern w:val="0"/>
           <w:sz w:val="26"/>
           <w:szCs w:val="26"/>
@@ -1933,12 +1933,8 @@
     </w:p>
     <w:p>
       <w:pPr>
-        <w:autoSpaceDE w:val="0"/>
-        <w:autoSpaceDN w:val="0"/>
-        <w:adjustRightInd w:val="0"/>
-        <w:spacing w:after="0" w:line="240" w:lineRule="auto"/>
-        <w:rPr>
-          <w:rFonts w:ascii="AppleSystemUIFont" w:hAnsi="AppleSystemUIFont" w:cs="AppleSystemUIFont"/>
+        <w:rPr>
+          <w:rFonts w:ascii="AppleSystemUIFont" w:eastAsia="AppleExternalUIFontKorean-Regul" w:hAnsi="AppleSystemUIFont" w:cs="AppleSystemUIFont"/>
           <w:kern w:val="0"/>
           <w:sz w:val="26"/>
           <w:szCs w:val="26"/>
@@ -1947,2185 +1943,732 @@
       </w:pPr>
       <w:r>
         <w:rPr>
-          <w:rFonts w:ascii="AppleSystemUIFont" w:hAnsi="AppleSystemUIFont" w:cs="AppleSystemUIFont"/>
-          <w:kern w:val="0"/>
-          <w:sz w:val="26"/>
-          <w:szCs w:val="26"/>
-          <w:lang w:val="en-US"/>
-        </w:rPr>
-        <w:t>브랜딩의</w:t>
-      </w:r>
-      <w:r>
-        <w:rPr>
-          <w:rFonts w:ascii="AppleSystemUIFont" w:hAnsi="AppleSystemUIFont" w:cs="AppleSystemUIFont"/>
-          <w:kern w:val="0"/>
-          <w:sz w:val="26"/>
-          <w:szCs w:val="26"/>
-          <w:lang w:val="en-US"/>
-        </w:rPr>
-        <w:t xml:space="preserve"> </w:t>
-      </w:r>
-      <w:r>
-        <w:rPr>
-          <w:rFonts w:ascii="AppleSystemUIFont" w:hAnsi="AppleSystemUIFont" w:cs="AppleSystemUIFont"/>
-          <w:kern w:val="0"/>
-          <w:sz w:val="26"/>
-          <w:szCs w:val="26"/>
-          <w:lang w:val="en-US"/>
-        </w:rPr>
-        <w:t>영역은</w:t>
-      </w:r>
-      <w:r>
-        <w:rPr>
-          <w:rFonts w:ascii="AppleSystemUIFont" w:hAnsi="AppleSystemUIFont" w:cs="AppleSystemUIFont"/>
-          <w:kern w:val="0"/>
-          <w:sz w:val="26"/>
-          <w:szCs w:val="26"/>
-          <w:lang w:val="en-US"/>
-        </w:rPr>
-        <w:t xml:space="preserve"> </w:t>
-      </w:r>
-      <w:r>
-        <w:rPr>
-          <w:rFonts w:ascii="AppleSystemUIFont" w:hAnsi="AppleSystemUIFont" w:cs="AppleSystemUIFont"/>
-          <w:kern w:val="0"/>
-          <w:sz w:val="26"/>
-          <w:szCs w:val="26"/>
-          <w:lang w:val="en-US"/>
-        </w:rPr>
-        <w:t>다채롭고</w:t>
-      </w:r>
-      <w:r>
-        <w:rPr>
-          <w:rFonts w:ascii="AppleSystemUIFont" w:hAnsi="AppleSystemUIFont" w:cs="AppleSystemUIFont"/>
-          <w:kern w:val="0"/>
-          <w:sz w:val="26"/>
-          <w:szCs w:val="26"/>
-          <w:lang w:val="en-US"/>
-        </w:rPr>
-        <w:t xml:space="preserve"> </w:t>
-      </w:r>
-      <w:r>
-        <w:rPr>
-          <w:rFonts w:ascii="AppleSystemUIFont" w:hAnsi="AppleSystemUIFont" w:cs="AppleSystemUIFont"/>
-          <w:kern w:val="0"/>
-          <w:sz w:val="26"/>
-          <w:szCs w:val="26"/>
-          <w:lang w:val="en-US"/>
-        </w:rPr>
-        <w:t>풍요롭습니다</w:t>
-      </w:r>
-      <w:r>
-        <w:rPr>
-          <w:rFonts w:ascii="AppleSystemUIFont" w:hAnsi="AppleSystemUIFont" w:cs="AppleSystemUIFont"/>
+          <w:rFonts w:ascii="AppleExternalUIFontKorean-Regul" w:eastAsia="AppleExternalUIFontKorean-Regul" w:hAnsi="AppleSystemUIFont" w:cs="AppleExternalUIFontKorean-Regul" w:hint="eastAsia"/>
+          <w:kern w:val="0"/>
+          <w:sz w:val="26"/>
+          <w:szCs w:val="26"/>
+          <w:lang w:val="en-US"/>
+        </w:rPr>
+        <w:t>브랜딩은</w:t>
+      </w:r>
+      <w:r>
+        <w:rPr>
+          <w:rFonts w:ascii="AppleSystemUIFont" w:eastAsia="AppleExternalUIFontKorean-Regul" w:hAnsi="AppleSystemUIFont" w:cs="AppleSystemUIFont"/>
+          <w:kern w:val="0"/>
+          <w:sz w:val="26"/>
+          <w:szCs w:val="26"/>
+          <w:lang w:val="en-US"/>
+        </w:rPr>
+        <w:t xml:space="preserve"> </w:t>
+      </w:r>
+      <w:r>
+        <w:rPr>
+          <w:rFonts w:ascii="AppleExternalUIFontKorean-Regul" w:eastAsia="AppleExternalUIFontKorean-Regul" w:hAnsi="AppleSystemUIFont" w:cs="AppleExternalUIFontKorean-Regul" w:hint="eastAsia"/>
+          <w:kern w:val="0"/>
+          <w:sz w:val="26"/>
+          <w:szCs w:val="26"/>
+          <w:lang w:val="en-US"/>
+        </w:rPr>
+        <w:t>브랜드의</w:t>
+      </w:r>
+      <w:r>
+        <w:rPr>
+          <w:rFonts w:ascii="AppleSystemUIFont" w:eastAsia="AppleExternalUIFontKorean-Regul" w:hAnsi="AppleSystemUIFont" w:cs="AppleSystemUIFont"/>
+          <w:kern w:val="0"/>
+          <w:sz w:val="26"/>
+          <w:szCs w:val="26"/>
+          <w:lang w:val="en-US"/>
+        </w:rPr>
+        <w:t xml:space="preserve"> </w:t>
+      </w:r>
+      <w:r>
+        <w:rPr>
+          <w:rFonts w:ascii="AppleExternalUIFontKorean-Regul" w:eastAsia="AppleExternalUIFontKorean-Regul" w:hAnsi="AppleSystemUIFont" w:cs="AppleExternalUIFontKorean-Regul" w:hint="eastAsia"/>
+          <w:kern w:val="0"/>
+          <w:sz w:val="26"/>
+          <w:szCs w:val="26"/>
+          <w:lang w:val="en-US"/>
+        </w:rPr>
+        <w:t>중심이</w:t>
+      </w:r>
+      <w:r>
+        <w:rPr>
+          <w:rFonts w:ascii="AppleSystemUIFont" w:eastAsia="AppleExternalUIFontKorean-Regul" w:hAnsi="AppleSystemUIFont" w:cs="AppleSystemUIFont"/>
+          <w:kern w:val="0"/>
+          <w:sz w:val="26"/>
+          <w:szCs w:val="26"/>
+          <w:lang w:val="en-US"/>
+        </w:rPr>
+        <w:t xml:space="preserve"> </w:t>
+      </w:r>
+      <w:r>
+        <w:rPr>
+          <w:rFonts w:ascii="AppleExternalUIFontKorean-Regul" w:eastAsia="AppleExternalUIFontKorean-Regul" w:hAnsi="AppleSystemUIFont" w:cs="AppleExternalUIFontKorean-Regul" w:hint="eastAsia"/>
+          <w:kern w:val="0"/>
+          <w:sz w:val="26"/>
+          <w:szCs w:val="26"/>
+          <w:lang w:val="en-US"/>
+        </w:rPr>
+        <w:t>외부와</w:t>
+      </w:r>
+      <w:r>
+        <w:rPr>
+          <w:rFonts w:ascii="AppleSystemUIFont" w:eastAsia="AppleExternalUIFontKorean-Regul" w:hAnsi="AppleSystemUIFont" w:cs="AppleSystemUIFont"/>
+          <w:kern w:val="0"/>
+          <w:sz w:val="26"/>
+          <w:szCs w:val="26"/>
+          <w:lang w:val="en-US"/>
+        </w:rPr>
+        <w:t xml:space="preserve"> </w:t>
+      </w:r>
+      <w:r>
+        <w:rPr>
+          <w:rFonts w:ascii="AppleExternalUIFontKorean-Regul" w:eastAsia="AppleExternalUIFontKorean-Regul" w:hAnsi="AppleSystemUIFont" w:cs="AppleExternalUIFontKorean-Regul" w:hint="eastAsia"/>
+          <w:kern w:val="0"/>
+          <w:sz w:val="26"/>
+          <w:szCs w:val="26"/>
+          <w:lang w:val="en-US"/>
+        </w:rPr>
+        <w:t>연결되는</w:t>
+      </w:r>
+      <w:r>
+        <w:rPr>
+          <w:rFonts w:ascii="AppleSystemUIFont" w:eastAsia="AppleExternalUIFontKorean-Regul" w:hAnsi="AppleSystemUIFont" w:cs="AppleSystemUIFont"/>
+          <w:kern w:val="0"/>
+          <w:sz w:val="26"/>
+          <w:szCs w:val="26"/>
+          <w:lang w:val="en-US"/>
+        </w:rPr>
+        <w:t xml:space="preserve"> </w:t>
+      </w:r>
+      <w:r>
+        <w:rPr>
+          <w:rFonts w:ascii="AppleExternalUIFontKorean-Regul" w:eastAsia="AppleExternalUIFontKorean-Regul" w:hAnsi="AppleSystemUIFont" w:cs="AppleExternalUIFontKorean-Regul" w:hint="eastAsia"/>
+          <w:kern w:val="0"/>
+          <w:sz w:val="26"/>
+          <w:szCs w:val="26"/>
+          <w:lang w:val="en-US"/>
+        </w:rPr>
+        <w:t>길을</w:t>
+      </w:r>
+      <w:r>
+        <w:rPr>
+          <w:rFonts w:ascii="AppleSystemUIFont" w:eastAsia="AppleExternalUIFontKorean-Regul" w:hAnsi="AppleSystemUIFont" w:cs="AppleSystemUIFont"/>
+          <w:kern w:val="0"/>
+          <w:sz w:val="26"/>
+          <w:szCs w:val="26"/>
+          <w:lang w:val="en-US"/>
+        </w:rPr>
+        <w:t xml:space="preserve"> </w:t>
+      </w:r>
+      <w:r>
+        <w:rPr>
+          <w:rFonts w:ascii="AppleExternalUIFontKorean-Regul" w:eastAsia="AppleExternalUIFontKorean-Regul" w:hAnsi="AppleSystemUIFont" w:cs="AppleExternalUIFontKorean-Regul" w:hint="eastAsia"/>
+          <w:kern w:val="0"/>
+          <w:sz w:val="26"/>
+          <w:szCs w:val="26"/>
+          <w:lang w:val="en-US"/>
+        </w:rPr>
+        <w:t>내는</w:t>
+      </w:r>
+      <w:r>
+        <w:rPr>
+          <w:rFonts w:ascii="AppleSystemUIFont" w:eastAsia="AppleExternalUIFontKorean-Regul" w:hAnsi="AppleSystemUIFont" w:cs="AppleSystemUIFont"/>
+          <w:kern w:val="0"/>
+          <w:sz w:val="26"/>
+          <w:szCs w:val="26"/>
+          <w:lang w:val="en-US"/>
+        </w:rPr>
+        <w:t xml:space="preserve"> </w:t>
+      </w:r>
+      <w:r>
+        <w:rPr>
+          <w:rFonts w:ascii="AppleExternalUIFontKorean-Regul" w:eastAsia="AppleExternalUIFontKorean-Regul" w:hAnsi="AppleSystemUIFont" w:cs="AppleExternalUIFontKorean-Regul" w:hint="eastAsia"/>
+          <w:kern w:val="0"/>
+          <w:sz w:val="26"/>
+          <w:szCs w:val="26"/>
+          <w:lang w:val="en-US"/>
+        </w:rPr>
+        <w:t>일입니다</w:t>
+      </w:r>
+      <w:r>
+        <w:rPr>
+          <w:rFonts w:ascii="AppleSystemUIFont" w:eastAsia="AppleExternalUIFontKorean-Regul" w:hAnsi="AppleSystemUIFont" w:cs="AppleSystemUIFont"/>
+          <w:kern w:val="0"/>
+          <w:sz w:val="26"/>
+          <w:szCs w:val="26"/>
+          <w:lang w:val="en-US"/>
+        </w:rPr>
+        <w:t xml:space="preserve">. </w:t>
+      </w:r>
+      <w:r>
+        <w:rPr>
+          <w:rFonts w:ascii="AppleExternalUIFontKorean-Regul" w:eastAsia="AppleExternalUIFontKorean-Regul" w:hAnsi="AppleSystemUIFont" w:cs="AppleExternalUIFontKorean-Regul" w:hint="eastAsia"/>
+          <w:kern w:val="0"/>
+          <w:sz w:val="26"/>
+          <w:szCs w:val="26"/>
+          <w:lang w:val="en-US"/>
+        </w:rPr>
+        <w:t>이쪽의</w:t>
+      </w:r>
+      <w:r>
+        <w:rPr>
+          <w:rFonts w:ascii="AppleSystemUIFont" w:eastAsia="AppleExternalUIFontKorean-Regul" w:hAnsi="AppleSystemUIFont" w:cs="AppleSystemUIFont"/>
+          <w:kern w:val="0"/>
+          <w:sz w:val="26"/>
+          <w:szCs w:val="26"/>
+          <w:lang w:val="en-US"/>
+        </w:rPr>
+        <w:t xml:space="preserve"> </w:t>
+      </w:r>
+      <w:r>
+        <w:rPr>
+          <w:rFonts w:ascii="AppleExternalUIFontKorean-Regul" w:eastAsia="AppleExternalUIFontKorean-Regul" w:hAnsi="AppleSystemUIFont" w:cs="AppleExternalUIFontKorean-Regul" w:hint="eastAsia"/>
+          <w:kern w:val="0"/>
+          <w:sz w:val="26"/>
+          <w:szCs w:val="26"/>
+          <w:lang w:val="en-US"/>
+        </w:rPr>
+        <w:t>사람들이</w:t>
+      </w:r>
+      <w:r>
+        <w:rPr>
+          <w:rFonts w:ascii="AppleSystemUIFont" w:eastAsia="AppleExternalUIFontKorean-Regul" w:hAnsi="AppleSystemUIFont" w:cs="AppleSystemUIFont"/>
+          <w:kern w:val="0"/>
+          <w:sz w:val="26"/>
+          <w:szCs w:val="26"/>
+          <w:lang w:val="en-US"/>
+        </w:rPr>
+        <w:t xml:space="preserve"> </w:t>
+      </w:r>
+      <w:r>
+        <w:rPr>
+          <w:rFonts w:ascii="AppleExternalUIFontKorean-Regul" w:eastAsia="AppleExternalUIFontKorean-Regul" w:hAnsi="AppleSystemUIFont" w:cs="AppleExternalUIFontKorean-Regul" w:hint="eastAsia"/>
+          <w:kern w:val="0"/>
+          <w:sz w:val="26"/>
+          <w:szCs w:val="26"/>
+          <w:lang w:val="en-US"/>
+        </w:rPr>
+        <w:t>만들어</w:t>
+      </w:r>
+      <w:r>
+        <w:rPr>
+          <w:rFonts w:ascii="AppleSystemUIFont" w:eastAsia="AppleExternalUIFontKorean-Regul" w:hAnsi="AppleSystemUIFont" w:cs="AppleSystemUIFont"/>
+          <w:kern w:val="0"/>
+          <w:sz w:val="26"/>
+          <w:szCs w:val="26"/>
+          <w:lang w:val="en-US"/>
+        </w:rPr>
+        <w:t xml:space="preserve"> </w:t>
+      </w:r>
+      <w:r>
+        <w:rPr>
+          <w:rFonts w:ascii="AppleExternalUIFontKorean-Regul" w:eastAsia="AppleExternalUIFontKorean-Regul" w:hAnsi="AppleSystemUIFont" w:cs="AppleExternalUIFontKorean-Regul" w:hint="eastAsia"/>
+          <w:kern w:val="0"/>
+          <w:sz w:val="26"/>
+          <w:szCs w:val="26"/>
+          <w:lang w:val="en-US"/>
+        </w:rPr>
+        <w:t>낸</w:t>
+      </w:r>
+      <w:r>
+        <w:rPr>
+          <w:rFonts w:ascii="AppleSystemUIFont" w:eastAsia="AppleExternalUIFontKorean-Regul" w:hAnsi="AppleSystemUIFont" w:cs="AppleSystemUIFont"/>
+          <w:kern w:val="0"/>
+          <w:sz w:val="26"/>
+          <w:szCs w:val="26"/>
+          <w:lang w:val="en-US"/>
+        </w:rPr>
+        <w:t xml:space="preserve"> </w:t>
+      </w:r>
+      <w:r>
+        <w:rPr>
+          <w:rFonts w:ascii="AppleExternalUIFontKorean-Regul" w:eastAsia="AppleExternalUIFontKorean-Regul" w:hAnsi="AppleSystemUIFont" w:cs="AppleExternalUIFontKorean-Regul" w:hint="eastAsia"/>
+          <w:kern w:val="0"/>
+          <w:sz w:val="26"/>
+          <w:szCs w:val="26"/>
+          <w:lang w:val="en-US"/>
+        </w:rPr>
+        <w:t>것들을</w:t>
+      </w:r>
+      <w:r>
+        <w:rPr>
+          <w:rFonts w:ascii="AppleSystemUIFont" w:eastAsia="AppleExternalUIFontKorean-Regul" w:hAnsi="AppleSystemUIFont" w:cs="AppleSystemUIFont"/>
+          <w:kern w:val="0"/>
+          <w:sz w:val="26"/>
+          <w:szCs w:val="26"/>
+          <w:lang w:val="en-US"/>
+        </w:rPr>
+        <w:t xml:space="preserve"> </w:t>
+      </w:r>
+      <w:r>
+        <w:rPr>
+          <w:rFonts w:ascii="AppleExternalUIFontKorean-Regul" w:eastAsia="AppleExternalUIFontKorean-Regul" w:hAnsi="AppleSystemUIFont" w:cs="AppleExternalUIFontKorean-Regul" w:hint="eastAsia"/>
+          <w:kern w:val="0"/>
+          <w:sz w:val="26"/>
+          <w:szCs w:val="26"/>
+          <w:lang w:val="en-US"/>
+        </w:rPr>
+        <w:t>저쪽의</w:t>
+      </w:r>
+      <w:r>
+        <w:rPr>
+          <w:rFonts w:ascii="AppleSystemUIFont" w:eastAsia="AppleExternalUIFontKorean-Regul" w:hAnsi="AppleSystemUIFont" w:cs="AppleSystemUIFont"/>
+          <w:kern w:val="0"/>
+          <w:sz w:val="26"/>
+          <w:szCs w:val="26"/>
+          <w:lang w:val="en-US"/>
+        </w:rPr>
+        <w:t xml:space="preserve"> </w:t>
+      </w:r>
+      <w:r>
+        <w:rPr>
+          <w:rFonts w:ascii="AppleExternalUIFontKorean-Regul" w:eastAsia="AppleExternalUIFontKorean-Regul" w:hAnsi="AppleSystemUIFont" w:cs="AppleExternalUIFontKorean-Regul" w:hint="eastAsia"/>
+          <w:kern w:val="0"/>
+          <w:sz w:val="26"/>
+          <w:szCs w:val="26"/>
+          <w:lang w:val="en-US"/>
+        </w:rPr>
+        <w:t>사람들에게</w:t>
+      </w:r>
+      <w:r>
+        <w:rPr>
+          <w:rFonts w:ascii="AppleSystemUIFont" w:eastAsia="AppleExternalUIFontKorean-Regul" w:hAnsi="AppleSystemUIFont" w:cs="AppleSystemUIFont"/>
+          <w:kern w:val="0"/>
+          <w:sz w:val="26"/>
+          <w:szCs w:val="26"/>
+          <w:lang w:val="en-US"/>
+        </w:rPr>
+        <w:t xml:space="preserve"> </w:t>
+      </w:r>
+      <w:r>
+        <w:rPr>
+          <w:rFonts w:ascii="AppleExternalUIFontKorean-Regul" w:eastAsia="AppleExternalUIFontKorean-Regul" w:hAnsi="AppleSystemUIFont" w:cs="AppleExternalUIFontKorean-Regul" w:hint="eastAsia"/>
+          <w:kern w:val="0"/>
+          <w:sz w:val="26"/>
+          <w:szCs w:val="26"/>
+          <w:lang w:val="en-US"/>
+        </w:rPr>
+        <w:t>소개하고</w:t>
+      </w:r>
+      <w:r>
+        <w:rPr>
+          <w:rFonts w:ascii="AppleSystemUIFont" w:eastAsia="AppleExternalUIFontKorean-Regul" w:hAnsi="AppleSystemUIFont" w:cs="AppleSystemUIFont"/>
+          <w:kern w:val="0"/>
+          <w:sz w:val="26"/>
+          <w:szCs w:val="26"/>
+          <w:lang w:val="en-US"/>
+        </w:rPr>
+        <w:t xml:space="preserve">, </w:t>
+      </w:r>
+      <w:r>
+        <w:rPr>
+          <w:rFonts w:ascii="AppleExternalUIFontKorean-Regul" w:eastAsia="AppleExternalUIFontKorean-Regul" w:hAnsi="AppleSystemUIFont" w:cs="AppleExternalUIFontKorean-Regul" w:hint="eastAsia"/>
+          <w:kern w:val="0"/>
+          <w:sz w:val="26"/>
+          <w:szCs w:val="26"/>
+          <w:lang w:val="en-US"/>
+        </w:rPr>
+        <w:t>초대하고</w:t>
+      </w:r>
+      <w:r>
+        <w:rPr>
+          <w:rFonts w:ascii="AppleSystemUIFont" w:eastAsia="AppleExternalUIFontKorean-Regul" w:hAnsi="AppleSystemUIFont" w:cs="AppleSystemUIFont"/>
+          <w:kern w:val="0"/>
+          <w:sz w:val="26"/>
+          <w:szCs w:val="26"/>
+          <w:lang w:val="en-US"/>
+        </w:rPr>
+        <w:t xml:space="preserve">, </w:t>
+      </w:r>
+      <w:r>
+        <w:rPr>
+          <w:rFonts w:ascii="AppleExternalUIFontKorean-Regul" w:eastAsia="AppleExternalUIFontKorean-Regul" w:hAnsi="AppleSystemUIFont" w:cs="AppleExternalUIFontKorean-Regul" w:hint="eastAsia"/>
+          <w:kern w:val="0"/>
+          <w:sz w:val="26"/>
+          <w:szCs w:val="26"/>
+          <w:lang w:val="en-US"/>
+        </w:rPr>
+        <w:t>믿음을</w:t>
+      </w:r>
+      <w:r>
+        <w:rPr>
+          <w:rFonts w:ascii="AppleSystemUIFont" w:eastAsia="AppleExternalUIFontKorean-Regul" w:hAnsi="AppleSystemUIFont" w:cs="AppleSystemUIFont"/>
+          <w:kern w:val="0"/>
+          <w:sz w:val="26"/>
+          <w:szCs w:val="26"/>
+          <w:lang w:val="en-US"/>
+        </w:rPr>
+        <w:t xml:space="preserve"> </w:t>
+      </w:r>
+      <w:r>
+        <w:rPr>
+          <w:rFonts w:ascii="AppleExternalUIFontKorean-Regul" w:eastAsia="AppleExternalUIFontKorean-Regul" w:hAnsi="AppleSystemUIFont" w:cs="AppleExternalUIFontKorean-Regul" w:hint="eastAsia"/>
+          <w:kern w:val="0"/>
+          <w:sz w:val="26"/>
+          <w:szCs w:val="26"/>
+          <w:lang w:val="en-US"/>
+        </w:rPr>
+        <w:t>만들어가는</w:t>
+      </w:r>
+      <w:r>
+        <w:rPr>
+          <w:rFonts w:ascii="AppleSystemUIFont" w:eastAsia="AppleExternalUIFontKorean-Regul" w:hAnsi="AppleSystemUIFont" w:cs="AppleSystemUIFont"/>
+          <w:kern w:val="0"/>
+          <w:sz w:val="26"/>
+          <w:szCs w:val="26"/>
+          <w:lang w:val="en-US"/>
+        </w:rPr>
+        <w:t xml:space="preserve"> </w:t>
+      </w:r>
+      <w:r>
+        <w:rPr>
+          <w:rFonts w:ascii="AppleExternalUIFontKorean-Regul" w:eastAsia="AppleExternalUIFontKorean-Regul" w:hAnsi="AppleSystemUIFont" w:cs="AppleExternalUIFontKorean-Regul" w:hint="eastAsia"/>
+          <w:kern w:val="0"/>
+          <w:sz w:val="26"/>
+          <w:szCs w:val="26"/>
+          <w:lang w:val="en-US"/>
+        </w:rPr>
+        <w:t>일입니다</w:t>
+      </w:r>
+      <w:r>
+        <w:rPr>
+          <w:rFonts w:ascii="AppleSystemUIFont" w:eastAsia="AppleExternalUIFontKorean-Regul" w:hAnsi="AppleSystemUIFont" w:cs="AppleSystemUIFont"/>
+          <w:kern w:val="0"/>
+          <w:sz w:val="26"/>
+          <w:szCs w:val="26"/>
+          <w:lang w:val="en-US"/>
+        </w:rPr>
+        <w:t xml:space="preserve">. </w:t>
+      </w:r>
+      <w:r>
+        <w:rPr>
+          <w:rFonts w:ascii="AppleExternalUIFontKorean-Regul" w:eastAsia="AppleExternalUIFontKorean-Regul" w:hAnsi="AppleSystemUIFont" w:cs="AppleExternalUIFontKorean-Regul" w:hint="eastAsia"/>
+          <w:kern w:val="0"/>
+          <w:sz w:val="26"/>
+          <w:szCs w:val="26"/>
+          <w:lang w:val="en-US"/>
+        </w:rPr>
+        <w:t>브랜드가</w:t>
+      </w:r>
+      <w:r>
+        <w:rPr>
+          <w:rFonts w:ascii="AppleSystemUIFont" w:eastAsia="AppleExternalUIFontKorean-Regul" w:hAnsi="AppleSystemUIFont" w:cs="AppleSystemUIFont"/>
+          <w:kern w:val="0"/>
+          <w:sz w:val="26"/>
+          <w:szCs w:val="26"/>
+          <w:lang w:val="en-US"/>
+        </w:rPr>
+        <w:t xml:space="preserve"> </w:t>
+      </w:r>
+      <w:r>
+        <w:rPr>
+          <w:rFonts w:ascii="AppleExternalUIFontKorean-Regul" w:eastAsia="AppleExternalUIFontKorean-Regul" w:hAnsi="AppleSystemUIFont" w:cs="AppleExternalUIFontKorean-Regul" w:hint="eastAsia"/>
+          <w:kern w:val="0"/>
+          <w:sz w:val="26"/>
+          <w:szCs w:val="26"/>
+          <w:lang w:val="en-US"/>
+        </w:rPr>
+        <w:t>말하고자</w:t>
+      </w:r>
+      <w:r>
+        <w:rPr>
+          <w:rFonts w:ascii="AppleSystemUIFont" w:eastAsia="AppleExternalUIFontKorean-Regul" w:hAnsi="AppleSystemUIFont" w:cs="AppleSystemUIFont"/>
+          <w:kern w:val="0"/>
+          <w:sz w:val="26"/>
+          <w:szCs w:val="26"/>
+          <w:lang w:val="en-US"/>
+        </w:rPr>
+        <w:t xml:space="preserve"> </w:t>
+      </w:r>
+      <w:r>
+        <w:rPr>
+          <w:rFonts w:ascii="AppleExternalUIFontKorean-Regul" w:eastAsia="AppleExternalUIFontKorean-Regul" w:hAnsi="AppleSystemUIFont" w:cs="AppleExternalUIFontKorean-Regul" w:hint="eastAsia"/>
+          <w:kern w:val="0"/>
+          <w:sz w:val="26"/>
+          <w:szCs w:val="26"/>
+          <w:lang w:val="en-US"/>
+        </w:rPr>
+        <w:t>하는</w:t>
+      </w:r>
+      <w:r>
+        <w:rPr>
+          <w:rFonts w:ascii="AppleSystemUIFont" w:eastAsia="AppleExternalUIFontKorean-Regul" w:hAnsi="AppleSystemUIFont" w:cs="AppleSystemUIFont"/>
+          <w:kern w:val="0"/>
+          <w:sz w:val="26"/>
+          <w:szCs w:val="26"/>
+          <w:lang w:val="en-US"/>
+        </w:rPr>
+        <w:t xml:space="preserve"> </w:t>
+      </w:r>
+      <w:r>
+        <w:rPr>
+          <w:rFonts w:ascii="AppleExternalUIFontKorean-Regul" w:eastAsia="AppleExternalUIFontKorean-Regul" w:hAnsi="AppleSystemUIFont" w:cs="AppleExternalUIFontKorean-Regul" w:hint="eastAsia"/>
+          <w:kern w:val="0"/>
+          <w:sz w:val="26"/>
+          <w:szCs w:val="26"/>
+          <w:lang w:val="en-US"/>
+        </w:rPr>
+        <w:t>것을</w:t>
+      </w:r>
+      <w:r>
+        <w:rPr>
+          <w:rFonts w:ascii="AppleSystemUIFont" w:eastAsia="AppleExternalUIFontKorean-Regul" w:hAnsi="AppleSystemUIFont" w:cs="AppleSystemUIFont"/>
+          <w:kern w:val="0"/>
+          <w:sz w:val="26"/>
+          <w:szCs w:val="26"/>
+          <w:lang w:val="en-US"/>
+        </w:rPr>
+        <w:t xml:space="preserve"> </w:t>
+      </w:r>
+      <w:r>
+        <w:rPr>
+          <w:rFonts w:ascii="AppleExternalUIFontKorean-Regul" w:eastAsia="AppleExternalUIFontKorean-Regul" w:hAnsi="AppleSystemUIFont" w:cs="AppleExternalUIFontKorean-Regul" w:hint="eastAsia"/>
+          <w:kern w:val="0"/>
+          <w:sz w:val="26"/>
+          <w:szCs w:val="26"/>
+          <w:lang w:val="en-US"/>
+        </w:rPr>
+        <w:t>가장</w:t>
+      </w:r>
+      <w:r>
+        <w:rPr>
+          <w:rFonts w:ascii="AppleSystemUIFont" w:eastAsia="AppleExternalUIFontKorean-Regul" w:hAnsi="AppleSystemUIFont" w:cs="AppleSystemUIFont"/>
+          <w:kern w:val="0"/>
+          <w:sz w:val="26"/>
+          <w:szCs w:val="26"/>
+          <w:lang w:val="en-US"/>
+        </w:rPr>
+        <w:t xml:space="preserve"> </w:t>
+      </w:r>
+      <w:r>
+        <w:rPr>
+          <w:rFonts w:ascii="AppleExternalUIFontKorean-Regul" w:eastAsia="AppleExternalUIFontKorean-Regul" w:hAnsi="AppleSystemUIFont" w:cs="AppleExternalUIFontKorean-Regul" w:hint="eastAsia"/>
+          <w:kern w:val="0"/>
+          <w:sz w:val="26"/>
+          <w:szCs w:val="26"/>
+          <w:lang w:val="en-US"/>
+        </w:rPr>
+        <w:t>명확하고</w:t>
+      </w:r>
+      <w:r>
+        <w:rPr>
+          <w:rFonts w:ascii="AppleSystemUIFont" w:eastAsia="AppleExternalUIFontKorean-Regul" w:hAnsi="AppleSystemUIFont" w:cs="AppleSystemUIFont"/>
+          <w:kern w:val="0"/>
+          <w:sz w:val="26"/>
+          <w:szCs w:val="26"/>
+          <w:lang w:val="en-US"/>
+        </w:rPr>
+        <w:t xml:space="preserve"> </w:t>
+      </w:r>
+      <w:r>
+        <w:rPr>
+          <w:rFonts w:ascii="AppleExternalUIFontKorean-Regul" w:eastAsia="AppleExternalUIFontKorean-Regul" w:hAnsi="AppleSystemUIFont" w:cs="AppleExternalUIFontKorean-Regul" w:hint="eastAsia"/>
+          <w:kern w:val="0"/>
+          <w:sz w:val="26"/>
+          <w:szCs w:val="26"/>
+          <w:lang w:val="en-US"/>
+        </w:rPr>
+        <w:t>구체적으로</w:t>
+      </w:r>
+      <w:r>
+        <w:rPr>
+          <w:rFonts w:ascii="AppleSystemUIFont" w:eastAsia="AppleExternalUIFontKorean-Regul" w:hAnsi="AppleSystemUIFont" w:cs="AppleSystemUIFont"/>
+          <w:kern w:val="0"/>
+          <w:sz w:val="26"/>
+          <w:szCs w:val="26"/>
+          <w:lang w:val="en-US"/>
+        </w:rPr>
+        <w:t xml:space="preserve"> </w:t>
+      </w:r>
+      <w:r>
+        <w:rPr>
+          <w:rFonts w:ascii="AppleExternalUIFontKorean-Regul" w:eastAsia="AppleExternalUIFontKorean-Regul" w:hAnsi="AppleSystemUIFont" w:cs="AppleExternalUIFontKorean-Regul" w:hint="eastAsia"/>
+          <w:kern w:val="0"/>
+          <w:sz w:val="26"/>
+          <w:szCs w:val="26"/>
+          <w:lang w:val="en-US"/>
+        </w:rPr>
+        <w:t>친절하게</w:t>
+      </w:r>
+      <w:r>
+        <w:rPr>
+          <w:rFonts w:ascii="AppleSystemUIFont" w:eastAsia="AppleExternalUIFontKorean-Regul" w:hAnsi="AppleSystemUIFont" w:cs="AppleSystemUIFont"/>
+          <w:kern w:val="0"/>
+          <w:sz w:val="26"/>
+          <w:szCs w:val="26"/>
+          <w:lang w:val="en-US"/>
+        </w:rPr>
+        <w:t xml:space="preserve"> </w:t>
+      </w:r>
+      <w:r>
+        <w:rPr>
+          <w:rFonts w:ascii="AppleExternalUIFontKorean-Regul" w:eastAsia="AppleExternalUIFontKorean-Regul" w:hAnsi="AppleSystemUIFont" w:cs="AppleExternalUIFontKorean-Regul" w:hint="eastAsia"/>
+          <w:kern w:val="0"/>
+          <w:sz w:val="26"/>
+          <w:szCs w:val="26"/>
+          <w:lang w:val="en-US"/>
+        </w:rPr>
+        <w:t>전달해</w:t>
+      </w:r>
+      <w:r>
+        <w:rPr>
+          <w:rFonts w:ascii="AppleSystemUIFont" w:eastAsia="AppleExternalUIFontKorean-Regul" w:hAnsi="AppleSystemUIFont" w:cs="AppleSystemUIFont"/>
+          <w:kern w:val="0"/>
+          <w:sz w:val="26"/>
+          <w:szCs w:val="26"/>
+          <w:lang w:val="en-US"/>
+        </w:rPr>
+        <w:t xml:space="preserve">, </w:t>
+      </w:r>
+      <w:r>
+        <w:rPr>
+          <w:rFonts w:ascii="AppleExternalUIFontKorean-Regul" w:eastAsia="AppleExternalUIFontKorean-Regul" w:hAnsi="AppleSystemUIFont" w:cs="AppleExternalUIFontKorean-Regul" w:hint="eastAsia"/>
+          <w:kern w:val="0"/>
+          <w:sz w:val="26"/>
+          <w:szCs w:val="26"/>
+          <w:lang w:val="en-US"/>
+        </w:rPr>
+        <w:t>그</w:t>
+      </w:r>
+      <w:r>
+        <w:rPr>
+          <w:rFonts w:ascii="AppleSystemUIFont" w:eastAsia="AppleExternalUIFontKorean-Regul" w:hAnsi="AppleSystemUIFont" w:cs="AppleSystemUIFont"/>
+          <w:kern w:val="0"/>
+          <w:sz w:val="26"/>
+          <w:szCs w:val="26"/>
+          <w:lang w:val="en-US"/>
+        </w:rPr>
+        <w:t xml:space="preserve"> </w:t>
+      </w:r>
+      <w:r>
+        <w:rPr>
+          <w:rFonts w:ascii="AppleExternalUIFontKorean-Regul" w:eastAsia="AppleExternalUIFontKorean-Regul" w:hAnsi="AppleSystemUIFont" w:cs="AppleExternalUIFontKorean-Regul" w:hint="eastAsia"/>
+          <w:kern w:val="0"/>
+          <w:sz w:val="26"/>
+          <w:szCs w:val="26"/>
+          <w:lang w:val="en-US"/>
+        </w:rPr>
+        <w:t>이야기가</w:t>
+      </w:r>
+      <w:r>
+        <w:rPr>
+          <w:rFonts w:ascii="AppleSystemUIFont" w:eastAsia="AppleExternalUIFontKorean-Regul" w:hAnsi="AppleSystemUIFont" w:cs="AppleSystemUIFont"/>
+          <w:kern w:val="0"/>
+          <w:sz w:val="26"/>
+          <w:szCs w:val="26"/>
+          <w:lang w:val="en-US"/>
+        </w:rPr>
+        <w:t xml:space="preserve"> </w:t>
+      </w:r>
+      <w:r>
+        <w:rPr>
+          <w:rFonts w:ascii="AppleExternalUIFontKorean-Regul" w:eastAsia="AppleExternalUIFontKorean-Regul" w:hAnsi="AppleSystemUIFont" w:cs="AppleExternalUIFontKorean-Regul" w:hint="eastAsia"/>
+          <w:kern w:val="0"/>
+          <w:sz w:val="26"/>
+          <w:szCs w:val="26"/>
+          <w:lang w:val="en-US"/>
+        </w:rPr>
+        <w:t>상대에게</w:t>
+      </w:r>
+      <w:r>
+        <w:rPr>
+          <w:rFonts w:ascii="AppleSystemUIFont" w:eastAsia="AppleExternalUIFontKorean-Regul" w:hAnsi="AppleSystemUIFont" w:cs="AppleSystemUIFont"/>
+          <w:kern w:val="0"/>
+          <w:sz w:val="26"/>
+          <w:szCs w:val="26"/>
+          <w:lang w:val="en-US"/>
+        </w:rPr>
+        <w:t xml:space="preserve"> </w:t>
+      </w:r>
+      <w:r>
+        <w:rPr>
+          <w:rFonts w:ascii="AppleExternalUIFontKorean-Regul" w:eastAsia="AppleExternalUIFontKorean-Regul" w:hAnsi="AppleSystemUIFont" w:cs="AppleExternalUIFontKorean-Regul" w:hint="eastAsia"/>
+          <w:kern w:val="0"/>
+          <w:sz w:val="26"/>
+          <w:szCs w:val="26"/>
+          <w:lang w:val="en-US"/>
+        </w:rPr>
+        <w:t>움직임을</w:t>
+      </w:r>
+      <w:r>
+        <w:rPr>
+          <w:rFonts w:ascii="AppleSystemUIFont" w:eastAsia="AppleExternalUIFontKorean-Regul" w:hAnsi="AppleSystemUIFont" w:cs="AppleSystemUIFont"/>
+          <w:kern w:val="0"/>
+          <w:sz w:val="26"/>
+          <w:szCs w:val="26"/>
+          <w:lang w:val="en-US"/>
+        </w:rPr>
+        <w:t xml:space="preserve"> </w:t>
+      </w:r>
+      <w:r>
+        <w:rPr>
+          <w:rFonts w:ascii="AppleExternalUIFontKorean-Regul" w:eastAsia="AppleExternalUIFontKorean-Regul" w:hAnsi="AppleSystemUIFont" w:cs="AppleExternalUIFontKorean-Regul" w:hint="eastAsia"/>
+          <w:kern w:val="0"/>
+          <w:sz w:val="26"/>
+          <w:szCs w:val="26"/>
+          <w:lang w:val="en-US"/>
+        </w:rPr>
+        <w:t>만들어내는</w:t>
+      </w:r>
+      <w:r>
+        <w:rPr>
+          <w:rFonts w:ascii="AppleSystemUIFont" w:eastAsia="AppleExternalUIFontKorean-Regul" w:hAnsi="AppleSystemUIFont" w:cs="AppleSystemUIFont"/>
+          <w:kern w:val="0"/>
+          <w:sz w:val="26"/>
+          <w:szCs w:val="26"/>
+          <w:lang w:val="en-US"/>
+        </w:rPr>
+        <w:t xml:space="preserve"> </w:t>
+      </w:r>
+      <w:r>
+        <w:rPr>
+          <w:rFonts w:ascii="AppleExternalUIFontKorean-Regul" w:eastAsia="AppleExternalUIFontKorean-Regul" w:hAnsi="AppleSystemUIFont" w:cs="AppleExternalUIFontKorean-Regul" w:hint="eastAsia"/>
+          <w:kern w:val="0"/>
+          <w:sz w:val="26"/>
+          <w:szCs w:val="26"/>
+          <w:lang w:val="en-US"/>
+        </w:rPr>
+        <w:t>일입니다</w:t>
+      </w:r>
+      <w:r>
+        <w:rPr>
+          <w:rFonts w:ascii="AppleSystemUIFont" w:eastAsia="AppleExternalUIFontKorean-Regul" w:hAnsi="AppleSystemUIFont" w:cs="AppleSystemUIFont"/>
           <w:kern w:val="0"/>
           <w:sz w:val="26"/>
           <w:szCs w:val="26"/>
           <w:lang w:val="en-US"/>
         </w:rPr>
         <w:t>.</w:t>
+      </w:r>
+      <w:r>
+        <w:rPr>
+          <w:rFonts w:ascii="AppleSystemUIFont" w:eastAsia="AppleExternalUIFontKorean-Regul" w:hAnsi="AppleSystemUIFont" w:cs="AppleSystemUIFont"/>
+          <w:kern w:val="0"/>
+          <w:sz w:val="26"/>
+          <w:szCs w:val="26"/>
+          <w:lang w:val="en-US"/>
+        </w:rPr>
+        <w:t xml:space="preserve"> </w:t>
       </w:r>
     </w:p>
     <w:p>
       <w:pPr>
-        <w:autoSpaceDE w:val="0"/>
-        <w:autoSpaceDN w:val="0"/>
-        <w:adjustRightInd w:val="0"/>
-        <w:spacing w:after="0" w:line="240" w:lineRule="auto"/>
-        <w:rPr>
-          <w:rFonts w:ascii="AppleSystemUIFont" w:hAnsi="AppleSystemUIFont" w:cs="AppleSystemUIFont"/>
-          <w:kern w:val="0"/>
-          <w:sz w:val="26"/>
-          <w:szCs w:val="26"/>
-          <w:lang w:val="en-US"/>
+        <w:rPr>
+          <w:rFonts w:ascii="AppleSystemUIFont" w:eastAsia="AppleExternalUIFontKorean-Regul" w:hAnsi="AppleSystemUIFont" w:cs="AppleSystemUIFont"/>
+          <w:kern w:val="0"/>
+          <w:sz w:val="26"/>
+          <w:szCs w:val="26"/>
         </w:rPr>
       </w:pPr>
       <w:r>
         <w:rPr>
-          <w:rFonts w:ascii="AppleSystemUIFont" w:hAnsi="AppleSystemUIFont" w:cs="AppleSystemUIFont"/>
-          <w:kern w:val="0"/>
-          <w:sz w:val="26"/>
-          <w:szCs w:val="26"/>
-          <w:lang w:val="en-US"/>
-        </w:rPr>
-        <w:t>저는</w:t>
-      </w:r>
-      <w:r>
-        <w:rPr>
-          <w:rFonts w:ascii="AppleSystemUIFont" w:hAnsi="AppleSystemUIFont" w:cs="AppleSystemUIFont"/>
-          <w:kern w:val="0"/>
-          <w:sz w:val="26"/>
-          <w:szCs w:val="26"/>
-          <w:lang w:val="en-US"/>
-        </w:rPr>
-        <w:t xml:space="preserve"> </w:t>
-      </w:r>
-      <w:r>
-        <w:rPr>
-          <w:rFonts w:ascii="AppleSystemUIFont" w:hAnsi="AppleSystemUIFont" w:cs="AppleSystemUIFont"/>
-          <w:kern w:val="0"/>
-          <w:sz w:val="26"/>
-          <w:szCs w:val="26"/>
-          <w:lang w:val="en-US"/>
-        </w:rPr>
-        <w:t>디자인</w:t>
-      </w:r>
-      <w:r>
-        <w:rPr>
-          <w:rFonts w:ascii="AppleSystemUIFont" w:hAnsi="AppleSystemUIFont" w:cs="AppleSystemUIFont"/>
-          <w:kern w:val="0"/>
-          <w:sz w:val="26"/>
-          <w:szCs w:val="26"/>
-          <w:lang w:val="en-US"/>
-        </w:rPr>
-        <w:t xml:space="preserve"> </w:t>
-      </w:r>
-      <w:r>
-        <w:rPr>
-          <w:rFonts w:ascii="AppleSystemUIFont" w:hAnsi="AppleSystemUIFont" w:cs="AppleSystemUIFont"/>
-          <w:kern w:val="0"/>
-          <w:sz w:val="26"/>
-          <w:szCs w:val="26"/>
-          <w:lang w:val="en-US"/>
-        </w:rPr>
-        <w:t>교육으로</w:t>
-      </w:r>
-      <w:r>
-        <w:rPr>
-          <w:rFonts w:ascii="AppleSystemUIFont" w:hAnsi="AppleSystemUIFont" w:cs="AppleSystemUIFont"/>
-          <w:kern w:val="0"/>
-          <w:sz w:val="26"/>
-          <w:szCs w:val="26"/>
-          <w:lang w:val="en-US"/>
-        </w:rPr>
-        <w:t xml:space="preserve"> </w:t>
-      </w:r>
-      <w:proofErr w:type="spellStart"/>
-      <w:r>
-        <w:rPr>
-          <w:rFonts w:ascii="AppleSystemUIFont" w:hAnsi="AppleSystemUIFont" w:cs="AppleSystemUIFont"/>
-          <w:kern w:val="0"/>
-          <w:sz w:val="26"/>
-          <w:szCs w:val="26"/>
-          <w:lang w:val="en-US"/>
-        </w:rPr>
-        <w:t>훈련받았고</w:t>
-      </w:r>
-      <w:proofErr w:type="spellEnd"/>
-      <w:r>
-        <w:rPr>
-          <w:rFonts w:ascii="AppleSystemUIFont" w:hAnsi="AppleSystemUIFont" w:cs="AppleSystemUIFont"/>
-          <w:kern w:val="0"/>
-          <w:sz w:val="26"/>
-          <w:szCs w:val="26"/>
-          <w:lang w:val="en-US"/>
-        </w:rPr>
-        <w:t xml:space="preserve">, </w:t>
-      </w:r>
-      <w:r>
-        <w:rPr>
-          <w:rFonts w:ascii="AppleSystemUIFont" w:hAnsi="AppleSystemUIFont" w:cs="AppleSystemUIFont"/>
-          <w:kern w:val="0"/>
-          <w:sz w:val="26"/>
-          <w:szCs w:val="26"/>
-          <w:lang w:val="en-US"/>
-        </w:rPr>
-        <w:t>대기업에서</w:t>
-      </w:r>
-      <w:r>
-        <w:rPr>
-          <w:rFonts w:ascii="AppleSystemUIFont" w:hAnsi="AppleSystemUIFont" w:cs="AppleSystemUIFont"/>
-          <w:kern w:val="0"/>
-          <w:sz w:val="26"/>
-          <w:szCs w:val="26"/>
-          <w:lang w:val="en-US"/>
-        </w:rPr>
-        <w:t xml:space="preserve"> AE</w:t>
-      </w:r>
-      <w:r>
-        <w:rPr>
-          <w:rFonts w:ascii="AppleSystemUIFont" w:hAnsi="AppleSystemUIFont" w:cs="AppleSystemUIFont"/>
-          <w:kern w:val="0"/>
-          <w:sz w:val="26"/>
-          <w:szCs w:val="26"/>
-          <w:lang w:val="en-US"/>
-        </w:rPr>
-        <w:t>와</w:t>
-      </w:r>
-      <w:r>
-        <w:rPr>
-          <w:rFonts w:ascii="AppleSystemUIFont" w:hAnsi="AppleSystemUIFont" w:cs="AppleSystemUIFont"/>
-          <w:kern w:val="0"/>
-          <w:sz w:val="26"/>
-          <w:szCs w:val="26"/>
-          <w:lang w:val="en-US"/>
-        </w:rPr>
-        <w:t xml:space="preserve"> VMD</w:t>
-      </w:r>
-      <w:r>
-        <w:rPr>
-          <w:rFonts w:ascii="AppleSystemUIFont" w:hAnsi="AppleSystemUIFont" w:cs="AppleSystemUIFont"/>
-          <w:kern w:val="0"/>
-          <w:sz w:val="26"/>
-          <w:szCs w:val="26"/>
-          <w:lang w:val="en-US"/>
-        </w:rPr>
-        <w:t>로</w:t>
-      </w:r>
-      <w:r>
-        <w:rPr>
-          <w:rFonts w:ascii="AppleSystemUIFont" w:hAnsi="AppleSystemUIFont" w:cs="AppleSystemUIFont"/>
-          <w:kern w:val="0"/>
-          <w:sz w:val="26"/>
-          <w:szCs w:val="26"/>
-          <w:lang w:val="en-US"/>
-        </w:rPr>
-        <w:t xml:space="preserve"> </w:t>
-      </w:r>
-      <w:r>
-        <w:rPr>
-          <w:rFonts w:ascii="AppleSystemUIFont" w:hAnsi="AppleSystemUIFont" w:cs="AppleSystemUIFont"/>
-          <w:kern w:val="0"/>
-          <w:sz w:val="26"/>
-          <w:szCs w:val="26"/>
-          <w:lang w:val="en-US"/>
-        </w:rPr>
-        <w:t>커리어를</w:t>
-      </w:r>
-      <w:r>
-        <w:rPr>
-          <w:rFonts w:ascii="AppleSystemUIFont" w:hAnsi="AppleSystemUIFont" w:cs="AppleSystemUIFont"/>
-          <w:kern w:val="0"/>
-          <w:sz w:val="26"/>
-          <w:szCs w:val="26"/>
-          <w:lang w:val="en-US"/>
-        </w:rPr>
-        <w:t xml:space="preserve"> </w:t>
-      </w:r>
-      <w:r>
-        <w:rPr>
-          <w:rFonts w:ascii="AppleSystemUIFont" w:hAnsi="AppleSystemUIFont" w:cs="AppleSystemUIFont"/>
-          <w:kern w:val="0"/>
-          <w:sz w:val="26"/>
-          <w:szCs w:val="26"/>
-          <w:lang w:val="en-US"/>
-        </w:rPr>
-        <w:t>시작했습니다</w:t>
-      </w:r>
-      <w:r>
-        <w:rPr>
-          <w:rFonts w:ascii="AppleSystemUIFont" w:hAnsi="AppleSystemUIFont" w:cs="AppleSystemUIFont"/>
-          <w:kern w:val="0"/>
-          <w:sz w:val="26"/>
-          <w:szCs w:val="26"/>
-          <w:lang w:val="en-US"/>
-        </w:rPr>
-        <w:t xml:space="preserve">. </w:t>
-      </w:r>
-      <w:r>
-        <w:rPr>
-          <w:rFonts w:ascii="AppleSystemUIFont" w:hAnsi="AppleSystemUIFont" w:cs="AppleSystemUIFont"/>
-          <w:kern w:val="0"/>
-          <w:sz w:val="26"/>
-          <w:szCs w:val="26"/>
-          <w:lang w:val="en-US"/>
-        </w:rPr>
-        <w:t>독립해서</w:t>
-      </w:r>
-      <w:r>
-        <w:rPr>
-          <w:rFonts w:ascii="AppleSystemUIFont" w:hAnsi="AppleSystemUIFont" w:cs="AppleSystemUIFont"/>
-          <w:kern w:val="0"/>
-          <w:sz w:val="26"/>
-          <w:szCs w:val="26"/>
-          <w:lang w:val="en-US"/>
-        </w:rPr>
-        <w:t xml:space="preserve"> </w:t>
-      </w:r>
-      <w:r>
-        <w:rPr>
-          <w:rFonts w:ascii="AppleSystemUIFont" w:hAnsi="AppleSystemUIFont" w:cs="AppleSystemUIFont"/>
-          <w:kern w:val="0"/>
-          <w:sz w:val="26"/>
-          <w:szCs w:val="26"/>
-          <w:lang w:val="en-US"/>
-        </w:rPr>
-        <w:t>활동하면서</w:t>
-      </w:r>
-      <w:r>
-        <w:rPr>
-          <w:rFonts w:ascii="AppleSystemUIFont" w:hAnsi="AppleSystemUIFont" w:cs="AppleSystemUIFont"/>
-          <w:kern w:val="0"/>
-          <w:sz w:val="26"/>
-          <w:szCs w:val="26"/>
-          <w:lang w:val="en-US"/>
-        </w:rPr>
-        <w:t xml:space="preserve"> </w:t>
-      </w:r>
-      <w:r>
-        <w:rPr>
-          <w:rFonts w:ascii="AppleSystemUIFont" w:hAnsi="AppleSystemUIFont" w:cs="AppleSystemUIFont"/>
-          <w:kern w:val="0"/>
-          <w:sz w:val="26"/>
-          <w:szCs w:val="26"/>
-          <w:lang w:val="en-US"/>
-        </w:rPr>
-        <w:t>그래픽</w:t>
-      </w:r>
-      <w:r>
-        <w:rPr>
-          <w:rFonts w:ascii="AppleSystemUIFont" w:hAnsi="AppleSystemUIFont" w:cs="AppleSystemUIFont"/>
-          <w:kern w:val="0"/>
-          <w:sz w:val="26"/>
-          <w:szCs w:val="26"/>
-          <w:lang w:val="en-US"/>
-        </w:rPr>
-        <w:t xml:space="preserve"> </w:t>
-      </w:r>
-      <w:r>
-        <w:rPr>
-          <w:rFonts w:ascii="AppleSystemUIFont" w:hAnsi="AppleSystemUIFont" w:cs="AppleSystemUIFont"/>
-          <w:kern w:val="0"/>
-          <w:sz w:val="26"/>
-          <w:szCs w:val="26"/>
-          <w:lang w:val="en-US"/>
-        </w:rPr>
-        <w:t>작업이</w:t>
-      </w:r>
-      <w:r>
-        <w:rPr>
-          <w:rFonts w:ascii="AppleSystemUIFont" w:hAnsi="AppleSystemUIFont" w:cs="AppleSystemUIFont"/>
-          <w:kern w:val="0"/>
-          <w:sz w:val="26"/>
-          <w:szCs w:val="26"/>
-          <w:lang w:val="en-US"/>
-        </w:rPr>
-        <w:t xml:space="preserve"> </w:t>
-      </w:r>
-      <w:r>
-        <w:rPr>
-          <w:rFonts w:ascii="AppleSystemUIFont" w:hAnsi="AppleSystemUIFont" w:cs="AppleSystemUIFont"/>
-          <w:kern w:val="0"/>
-          <w:sz w:val="26"/>
-          <w:szCs w:val="26"/>
-          <w:lang w:val="en-US"/>
-        </w:rPr>
-        <w:t>점점</w:t>
-      </w:r>
-      <w:r>
-        <w:rPr>
-          <w:rFonts w:ascii="AppleSystemUIFont" w:hAnsi="AppleSystemUIFont" w:cs="AppleSystemUIFont"/>
-          <w:kern w:val="0"/>
-          <w:sz w:val="26"/>
-          <w:szCs w:val="26"/>
-          <w:lang w:val="en-US"/>
-        </w:rPr>
-        <w:t xml:space="preserve"> </w:t>
-      </w:r>
-      <w:r>
-        <w:rPr>
-          <w:rFonts w:ascii="AppleSystemUIFont" w:hAnsi="AppleSystemUIFont" w:cs="AppleSystemUIFont"/>
-          <w:kern w:val="0"/>
-          <w:sz w:val="26"/>
-          <w:szCs w:val="26"/>
-          <w:lang w:val="en-US"/>
-        </w:rPr>
-        <w:t>더</w:t>
-      </w:r>
-      <w:r>
-        <w:rPr>
-          <w:rFonts w:ascii="AppleSystemUIFont" w:hAnsi="AppleSystemUIFont" w:cs="AppleSystemUIFont"/>
-          <w:kern w:val="0"/>
-          <w:sz w:val="26"/>
-          <w:szCs w:val="26"/>
-          <w:lang w:val="en-US"/>
-        </w:rPr>
-        <w:t xml:space="preserve"> </w:t>
-      </w:r>
-      <w:r>
-        <w:rPr>
-          <w:rFonts w:ascii="AppleSystemUIFont" w:hAnsi="AppleSystemUIFont" w:cs="AppleSystemUIFont"/>
-          <w:kern w:val="0"/>
-          <w:sz w:val="26"/>
-          <w:szCs w:val="26"/>
-          <w:lang w:val="en-US"/>
-        </w:rPr>
-        <w:t>많아졌</w:t>
-      </w:r>
-      <w:r>
-        <w:rPr>
-          <w:rFonts w:ascii="AppleSystemUIFont" w:hAnsi="AppleSystemUIFont" w:cs="AppleSystemUIFont" w:hint="eastAsia"/>
-          <w:kern w:val="0"/>
-          <w:sz w:val="26"/>
-          <w:szCs w:val="26"/>
-          <w:lang w:val="en-US"/>
-        </w:rPr>
-        <w:t>으며</w:t>
-      </w:r>
-      <w:r>
-        <w:rPr>
-          <w:rFonts w:ascii="AppleSystemUIFont" w:hAnsi="AppleSystemUIFont" w:cs="AppleSystemUIFont" w:hint="eastAsia"/>
-          <w:kern w:val="0"/>
-          <w:sz w:val="26"/>
-          <w:szCs w:val="26"/>
-          <w:lang w:val="en-US"/>
-        </w:rPr>
-        <w:t xml:space="preserve">, </w:t>
-      </w:r>
-      <w:r>
-        <w:rPr>
-          <w:rFonts w:ascii="AppleSystemUIFont" w:hAnsi="AppleSystemUIFont" w:cs="AppleSystemUIFont" w:hint="eastAsia"/>
-          <w:kern w:val="0"/>
-          <w:sz w:val="26"/>
-          <w:szCs w:val="26"/>
-          <w:lang w:val="en-US"/>
-        </w:rPr>
-        <w:t>창업과</w:t>
-      </w:r>
-      <w:r>
-        <w:rPr>
-          <w:rFonts w:ascii="AppleSystemUIFont" w:hAnsi="AppleSystemUIFont" w:cs="AppleSystemUIFont" w:hint="eastAsia"/>
-          <w:kern w:val="0"/>
-          <w:sz w:val="26"/>
-          <w:szCs w:val="26"/>
-          <w:lang w:val="en-US"/>
-        </w:rPr>
-        <w:t xml:space="preserve"> </w:t>
-      </w:r>
-      <w:proofErr w:type="spellStart"/>
-      <w:r>
-        <w:rPr>
-          <w:rFonts w:ascii="AppleSystemUIFont" w:hAnsi="AppleSystemUIFont" w:cs="AppleSystemUIFont" w:hint="eastAsia"/>
-          <w:kern w:val="0"/>
-          <w:sz w:val="26"/>
-          <w:szCs w:val="26"/>
-          <w:lang w:val="en-US"/>
-        </w:rPr>
-        <w:t>인큐베이팅</w:t>
-      </w:r>
-      <w:proofErr w:type="spellEnd"/>
-      <w:r>
-        <w:rPr>
-          <w:rFonts w:ascii="AppleSystemUIFont" w:hAnsi="AppleSystemUIFont" w:cs="AppleSystemUIFont" w:hint="eastAsia"/>
-          <w:kern w:val="0"/>
-          <w:sz w:val="26"/>
-          <w:szCs w:val="26"/>
-          <w:lang w:val="en-US"/>
-        </w:rPr>
-        <w:t>,</w:t>
-      </w:r>
-      <w:r>
-        <w:rPr>
-          <w:rFonts w:ascii="AppleSystemUIFont" w:hAnsi="AppleSystemUIFont" w:cs="AppleSystemUIFont"/>
-          <w:kern w:val="0"/>
-          <w:sz w:val="26"/>
-          <w:szCs w:val="26"/>
-          <w:lang w:val="en-US"/>
-        </w:rPr>
-        <w:t xml:space="preserve"> </w:t>
-      </w:r>
-      <w:r>
-        <w:rPr>
-          <w:rFonts w:ascii="AppleSystemUIFont" w:hAnsi="AppleSystemUIFont" w:cs="AppleSystemUIFont" w:hint="eastAsia"/>
-          <w:kern w:val="0"/>
-          <w:sz w:val="26"/>
-          <w:szCs w:val="26"/>
-          <w:lang w:val="en-US"/>
-        </w:rPr>
-        <w:t>대형</w:t>
-      </w:r>
-      <w:r>
-        <w:rPr>
-          <w:rFonts w:ascii="AppleSystemUIFont" w:hAnsi="AppleSystemUIFont" w:cs="AppleSystemUIFont" w:hint="eastAsia"/>
-          <w:kern w:val="0"/>
-          <w:sz w:val="26"/>
-          <w:szCs w:val="26"/>
-          <w:lang w:val="en-US"/>
-        </w:rPr>
-        <w:t xml:space="preserve"> </w:t>
-      </w:r>
-      <w:r>
-        <w:rPr>
-          <w:rFonts w:ascii="AppleSystemUIFont" w:hAnsi="AppleSystemUIFont" w:cs="AppleSystemUIFont"/>
-          <w:kern w:val="0"/>
-          <w:sz w:val="26"/>
-          <w:szCs w:val="26"/>
-          <w:lang w:val="en-US"/>
-        </w:rPr>
-        <w:t>조직과</w:t>
-      </w:r>
-      <w:r>
-        <w:rPr>
-          <w:rFonts w:ascii="AppleSystemUIFont" w:hAnsi="AppleSystemUIFont" w:cs="AppleSystemUIFont"/>
-          <w:kern w:val="0"/>
-          <w:sz w:val="26"/>
-          <w:szCs w:val="26"/>
-          <w:lang w:val="en-US"/>
-        </w:rPr>
-        <w:t xml:space="preserve"> </w:t>
-      </w:r>
-      <w:r>
-        <w:rPr>
-          <w:rFonts w:ascii="AppleSystemUIFont" w:hAnsi="AppleSystemUIFont" w:cs="AppleSystemUIFont"/>
-          <w:kern w:val="0"/>
-          <w:sz w:val="26"/>
-          <w:szCs w:val="26"/>
-          <w:lang w:val="en-US"/>
-        </w:rPr>
-        <w:t>프로젝트</w:t>
-      </w:r>
-      <w:r>
-        <w:rPr>
-          <w:rFonts w:ascii="AppleSystemUIFont" w:hAnsi="AppleSystemUIFont" w:cs="AppleSystemUIFont"/>
-          <w:kern w:val="0"/>
-          <w:sz w:val="26"/>
-          <w:szCs w:val="26"/>
-          <w:lang w:val="en-US"/>
-        </w:rPr>
-        <w:t xml:space="preserve"> </w:t>
-      </w:r>
-      <w:r>
-        <w:rPr>
-          <w:rFonts w:ascii="AppleSystemUIFont" w:hAnsi="AppleSystemUIFont" w:cs="AppleSystemUIFont"/>
-          <w:kern w:val="0"/>
-          <w:sz w:val="26"/>
-          <w:szCs w:val="26"/>
-          <w:lang w:val="en-US"/>
-        </w:rPr>
-        <w:t>계약을</w:t>
-      </w:r>
-      <w:r>
-        <w:rPr>
-          <w:rFonts w:ascii="AppleSystemUIFont" w:hAnsi="AppleSystemUIFont" w:cs="AppleSystemUIFont"/>
-          <w:kern w:val="0"/>
-          <w:sz w:val="26"/>
-          <w:szCs w:val="26"/>
-          <w:lang w:val="en-US"/>
-        </w:rPr>
-        <w:t xml:space="preserve"> </w:t>
-      </w:r>
-      <w:r>
-        <w:rPr>
-          <w:rFonts w:ascii="AppleSystemUIFont" w:hAnsi="AppleSystemUIFont" w:cs="AppleSystemUIFont"/>
-          <w:kern w:val="0"/>
-          <w:sz w:val="26"/>
-          <w:szCs w:val="26"/>
-          <w:lang w:val="en-US"/>
-        </w:rPr>
-        <w:t>하면서</w:t>
-      </w:r>
-      <w:r>
-        <w:rPr>
-          <w:rFonts w:ascii="AppleSystemUIFont" w:hAnsi="AppleSystemUIFont" w:cs="AppleSystemUIFont"/>
-          <w:kern w:val="0"/>
-          <w:sz w:val="26"/>
-          <w:szCs w:val="26"/>
-          <w:lang w:val="en-US"/>
-        </w:rPr>
-        <w:t xml:space="preserve"> </w:t>
-      </w:r>
-      <w:r>
-        <w:rPr>
-          <w:rFonts w:ascii="AppleSystemUIFont" w:hAnsi="AppleSystemUIFont" w:cs="AppleSystemUIFont"/>
-          <w:kern w:val="0"/>
-          <w:sz w:val="26"/>
-          <w:szCs w:val="26"/>
-          <w:lang w:val="en-US"/>
-        </w:rPr>
-        <w:t>전략과</w:t>
-      </w:r>
-      <w:r>
-        <w:rPr>
-          <w:rFonts w:ascii="AppleSystemUIFont" w:hAnsi="AppleSystemUIFont" w:cs="AppleSystemUIFont"/>
-          <w:kern w:val="0"/>
-          <w:sz w:val="26"/>
-          <w:szCs w:val="26"/>
-          <w:lang w:val="en-US"/>
-        </w:rPr>
-        <w:t xml:space="preserve"> </w:t>
-      </w:r>
-      <w:r>
-        <w:rPr>
-          <w:rFonts w:ascii="AppleSystemUIFont" w:hAnsi="AppleSystemUIFont" w:cs="AppleSystemUIFont"/>
-          <w:kern w:val="0"/>
-          <w:sz w:val="26"/>
-          <w:szCs w:val="26"/>
-          <w:lang w:val="en-US"/>
-        </w:rPr>
-        <w:t>기획</w:t>
-      </w:r>
-      <w:r>
-        <w:rPr>
-          <w:rFonts w:ascii="AppleSystemUIFont" w:hAnsi="AppleSystemUIFont" w:cs="AppleSystemUIFont"/>
-          <w:kern w:val="0"/>
-          <w:sz w:val="26"/>
-          <w:szCs w:val="26"/>
-          <w:lang w:val="en-US"/>
-        </w:rPr>
-        <w:t xml:space="preserve">, </w:t>
-      </w:r>
-      <w:r>
-        <w:rPr>
-          <w:rFonts w:ascii="AppleSystemUIFont" w:hAnsi="AppleSystemUIFont" w:cs="AppleSystemUIFont"/>
-          <w:kern w:val="0"/>
-          <w:sz w:val="26"/>
-          <w:szCs w:val="26"/>
-          <w:lang w:val="en-US"/>
-        </w:rPr>
-        <w:t>영업과</w:t>
-      </w:r>
-      <w:r>
-        <w:rPr>
-          <w:rFonts w:ascii="AppleSystemUIFont" w:hAnsi="AppleSystemUIFont" w:cs="AppleSystemUIFont"/>
-          <w:kern w:val="0"/>
-          <w:sz w:val="26"/>
-          <w:szCs w:val="26"/>
-          <w:lang w:val="en-US"/>
-        </w:rPr>
-        <w:t xml:space="preserve"> </w:t>
-      </w:r>
-      <w:r>
-        <w:rPr>
-          <w:rFonts w:ascii="AppleSystemUIFont" w:hAnsi="AppleSystemUIFont" w:cs="AppleSystemUIFont"/>
-          <w:kern w:val="0"/>
-          <w:sz w:val="26"/>
-          <w:szCs w:val="26"/>
-          <w:lang w:val="en-US"/>
-        </w:rPr>
-        <w:t>세일즈</w:t>
-      </w:r>
-      <w:r>
-        <w:rPr>
-          <w:rFonts w:ascii="AppleSystemUIFont" w:hAnsi="AppleSystemUIFont" w:cs="AppleSystemUIFont" w:hint="eastAsia"/>
-          <w:kern w:val="0"/>
-          <w:sz w:val="26"/>
-          <w:szCs w:val="26"/>
-          <w:lang w:val="en-US"/>
-        </w:rPr>
-        <w:t xml:space="preserve"> </w:t>
-      </w:r>
-      <w:r>
-        <w:rPr>
-          <w:rFonts w:ascii="AppleSystemUIFont" w:hAnsi="AppleSystemUIFont" w:cs="AppleSystemUIFont" w:hint="eastAsia"/>
-          <w:kern w:val="0"/>
-          <w:sz w:val="26"/>
-          <w:szCs w:val="26"/>
-          <w:lang w:val="en-US"/>
-        </w:rPr>
-        <w:t>업무까지</w:t>
-      </w:r>
-      <w:r>
-        <w:rPr>
-          <w:rFonts w:ascii="AppleSystemUIFont" w:hAnsi="AppleSystemUIFont" w:cs="AppleSystemUIFont" w:hint="eastAsia"/>
-          <w:kern w:val="0"/>
-          <w:sz w:val="26"/>
-          <w:szCs w:val="26"/>
-          <w:lang w:val="en-US"/>
-        </w:rPr>
-        <w:t xml:space="preserve"> </w:t>
-      </w:r>
-      <w:r>
-        <w:rPr>
-          <w:rFonts w:ascii="AppleSystemUIFont" w:hAnsi="AppleSystemUIFont" w:cs="AppleSystemUIFont" w:hint="eastAsia"/>
-          <w:kern w:val="0"/>
-          <w:sz w:val="26"/>
-          <w:szCs w:val="26"/>
-          <w:lang w:val="en-US"/>
-        </w:rPr>
-        <w:t>확장했</w:t>
-      </w:r>
-      <w:r>
-        <w:rPr>
-          <w:rFonts w:ascii="AppleSystemUIFont" w:hAnsi="AppleSystemUIFont" w:cs="AppleSystemUIFont"/>
-          <w:kern w:val="0"/>
-          <w:sz w:val="26"/>
-          <w:szCs w:val="26"/>
-          <w:lang w:val="en-US"/>
-        </w:rPr>
-        <w:t>습니다</w:t>
-      </w:r>
-      <w:r>
-        <w:rPr>
-          <w:rFonts w:ascii="AppleSystemUIFont" w:hAnsi="AppleSystemUIFont" w:cs="AppleSystemUIFont"/>
-          <w:kern w:val="0"/>
-          <w:sz w:val="26"/>
-          <w:szCs w:val="26"/>
-          <w:lang w:val="en-US"/>
-        </w:rPr>
-        <w:t xml:space="preserve">. </w:t>
-      </w:r>
-      <w:r>
-        <w:rPr>
-          <w:rFonts w:ascii="AppleSystemUIFont" w:hAnsi="AppleSystemUIFont" w:cs="AppleSystemUIFont"/>
-          <w:kern w:val="0"/>
-          <w:sz w:val="26"/>
-          <w:szCs w:val="26"/>
-          <w:lang w:val="en-US"/>
-        </w:rPr>
-        <w:t>책을</w:t>
-      </w:r>
-      <w:r>
-        <w:rPr>
-          <w:rFonts w:ascii="AppleSystemUIFont" w:hAnsi="AppleSystemUIFont" w:cs="AppleSystemUIFont"/>
-          <w:kern w:val="0"/>
-          <w:sz w:val="26"/>
-          <w:szCs w:val="26"/>
-          <w:lang w:val="en-US"/>
-        </w:rPr>
-        <w:t xml:space="preserve"> </w:t>
-      </w:r>
-      <w:r>
-        <w:rPr>
-          <w:rFonts w:ascii="AppleSystemUIFont" w:hAnsi="AppleSystemUIFont" w:cs="AppleSystemUIFont"/>
-          <w:kern w:val="0"/>
-          <w:sz w:val="26"/>
-          <w:szCs w:val="26"/>
-          <w:lang w:val="en-US"/>
-        </w:rPr>
-        <w:t>쓰고</w:t>
-      </w:r>
-      <w:r>
-        <w:rPr>
-          <w:rFonts w:ascii="AppleSystemUIFont" w:hAnsi="AppleSystemUIFont" w:cs="AppleSystemUIFont"/>
-          <w:kern w:val="0"/>
-          <w:sz w:val="26"/>
-          <w:szCs w:val="26"/>
-          <w:lang w:val="en-US"/>
-        </w:rPr>
-        <w:t xml:space="preserve"> </w:t>
-      </w:r>
-      <w:r>
-        <w:rPr>
-          <w:rFonts w:ascii="AppleSystemUIFont" w:hAnsi="AppleSystemUIFont" w:cs="AppleSystemUIFont"/>
-          <w:kern w:val="0"/>
-          <w:sz w:val="26"/>
-          <w:szCs w:val="26"/>
-          <w:lang w:val="en-US"/>
-        </w:rPr>
-        <w:t>강의를</w:t>
-      </w:r>
-      <w:r>
-        <w:rPr>
-          <w:rFonts w:ascii="AppleSystemUIFont" w:hAnsi="AppleSystemUIFont" w:cs="AppleSystemUIFont"/>
-          <w:kern w:val="0"/>
-          <w:sz w:val="26"/>
-          <w:szCs w:val="26"/>
-          <w:lang w:val="en-US"/>
-        </w:rPr>
-        <w:t xml:space="preserve"> </w:t>
-      </w:r>
-      <w:r>
-        <w:rPr>
-          <w:rFonts w:ascii="AppleSystemUIFont" w:hAnsi="AppleSystemUIFont" w:cs="AppleSystemUIFont"/>
-          <w:kern w:val="0"/>
-          <w:sz w:val="26"/>
-          <w:szCs w:val="26"/>
-          <w:lang w:val="en-US"/>
-        </w:rPr>
-        <w:t>하</w:t>
-      </w:r>
-      <w:r>
-        <w:rPr>
-          <w:rFonts w:ascii="AppleSystemUIFont" w:hAnsi="AppleSystemUIFont" w:cs="AppleSystemUIFont" w:hint="eastAsia"/>
-          <w:kern w:val="0"/>
-          <w:sz w:val="26"/>
-          <w:szCs w:val="26"/>
-          <w:lang w:val="en-US"/>
-        </w:rPr>
-        <w:t>고</w:t>
-      </w:r>
-      <w:r>
-        <w:rPr>
-          <w:rFonts w:ascii="AppleSystemUIFont" w:hAnsi="AppleSystemUIFont" w:cs="AppleSystemUIFont" w:hint="eastAsia"/>
-          <w:kern w:val="0"/>
-          <w:sz w:val="26"/>
-          <w:szCs w:val="26"/>
-          <w:lang w:val="en-US"/>
-        </w:rPr>
-        <w:t xml:space="preserve"> </w:t>
-      </w:r>
-      <w:r>
-        <w:rPr>
-          <w:rFonts w:ascii="AppleSystemUIFont" w:hAnsi="AppleSystemUIFont" w:cs="AppleSystemUIFont" w:hint="eastAsia"/>
-          <w:kern w:val="0"/>
-          <w:sz w:val="26"/>
-          <w:szCs w:val="26"/>
-          <w:lang w:val="en-US"/>
-        </w:rPr>
-        <w:t>동시에</w:t>
-      </w:r>
-      <w:r>
-        <w:rPr>
-          <w:rFonts w:ascii="AppleSystemUIFont" w:hAnsi="AppleSystemUIFont" w:cs="AppleSystemUIFont"/>
-          <w:kern w:val="0"/>
-          <w:sz w:val="26"/>
-          <w:szCs w:val="26"/>
-          <w:lang w:val="en-US"/>
-        </w:rPr>
-        <w:t xml:space="preserve"> </w:t>
-      </w:r>
-      <w:proofErr w:type="spellStart"/>
-      <w:r>
-        <w:rPr>
-          <w:rFonts w:ascii="AppleSystemUIFont" w:hAnsi="AppleSystemUIFont" w:cs="AppleSystemUIFont"/>
-          <w:kern w:val="0"/>
-          <w:sz w:val="26"/>
-          <w:szCs w:val="26"/>
-          <w:lang w:val="en-US"/>
-        </w:rPr>
-        <w:t>버벌브랜딩과</w:t>
-      </w:r>
-      <w:proofErr w:type="spellEnd"/>
-      <w:r>
-        <w:rPr>
-          <w:rFonts w:ascii="AppleSystemUIFont" w:hAnsi="AppleSystemUIFont" w:cs="AppleSystemUIFont"/>
-          <w:kern w:val="0"/>
-          <w:sz w:val="26"/>
-          <w:szCs w:val="26"/>
-          <w:lang w:val="en-US"/>
-        </w:rPr>
-        <w:t xml:space="preserve"> </w:t>
-      </w:r>
-      <w:r>
-        <w:rPr>
-          <w:rFonts w:ascii="AppleSystemUIFont" w:hAnsi="AppleSystemUIFont" w:cs="AppleSystemUIFont"/>
-          <w:kern w:val="0"/>
-          <w:sz w:val="26"/>
-          <w:szCs w:val="26"/>
-          <w:lang w:val="en-US"/>
-        </w:rPr>
-        <w:t>컨설팅</w:t>
-      </w:r>
-      <w:r>
-        <w:rPr>
-          <w:rFonts w:ascii="AppleSystemUIFont" w:hAnsi="AppleSystemUIFont" w:cs="AppleSystemUIFont"/>
-          <w:kern w:val="0"/>
-          <w:sz w:val="26"/>
-          <w:szCs w:val="26"/>
-          <w:lang w:val="en-US"/>
-        </w:rPr>
-        <w:t xml:space="preserve">, </w:t>
-      </w:r>
-      <w:r>
-        <w:rPr>
-          <w:rFonts w:ascii="AppleSystemUIFont" w:hAnsi="AppleSystemUIFont" w:cs="AppleSystemUIFont"/>
-          <w:kern w:val="0"/>
-          <w:sz w:val="26"/>
-          <w:szCs w:val="26"/>
-          <w:lang w:val="en-US"/>
-        </w:rPr>
-        <w:t>운영을</w:t>
-      </w:r>
-      <w:r>
-        <w:rPr>
-          <w:rFonts w:ascii="AppleSystemUIFont" w:hAnsi="AppleSystemUIFont" w:cs="AppleSystemUIFont"/>
-          <w:kern w:val="0"/>
-          <w:sz w:val="26"/>
-          <w:szCs w:val="26"/>
-          <w:lang w:val="en-US"/>
-        </w:rPr>
-        <w:t xml:space="preserve"> </w:t>
-      </w:r>
-      <w:r>
-        <w:rPr>
-          <w:rFonts w:ascii="AppleSystemUIFont" w:hAnsi="AppleSystemUIFont" w:cs="AppleSystemUIFont"/>
-          <w:kern w:val="0"/>
-          <w:sz w:val="26"/>
-          <w:szCs w:val="26"/>
-          <w:lang w:val="en-US"/>
-        </w:rPr>
-        <w:t>더하</w:t>
-      </w:r>
-      <w:r>
-        <w:rPr>
-          <w:rFonts w:ascii="AppleSystemUIFont" w:hAnsi="AppleSystemUIFont" w:cs="AppleSystemUIFont" w:hint="eastAsia"/>
-          <w:kern w:val="0"/>
-          <w:sz w:val="26"/>
-          <w:szCs w:val="26"/>
-          <w:lang w:val="en-US"/>
-        </w:rPr>
-        <w:t>고</w:t>
-      </w:r>
-      <w:r>
-        <w:rPr>
-          <w:rFonts w:ascii="AppleSystemUIFont" w:hAnsi="AppleSystemUIFont" w:cs="AppleSystemUIFont" w:hint="eastAsia"/>
-          <w:kern w:val="0"/>
-          <w:sz w:val="26"/>
-          <w:szCs w:val="26"/>
-          <w:lang w:val="en-US"/>
-        </w:rPr>
-        <w:t xml:space="preserve"> </w:t>
-      </w:r>
-      <w:r>
-        <w:rPr>
-          <w:rFonts w:ascii="AppleSystemUIFont" w:hAnsi="AppleSystemUIFont" w:cs="AppleSystemUIFont" w:hint="eastAsia"/>
-          <w:kern w:val="0"/>
-          <w:sz w:val="26"/>
-          <w:szCs w:val="26"/>
-          <w:lang w:val="en-US"/>
-        </w:rPr>
-        <w:t>있</w:t>
-      </w:r>
-      <w:r>
-        <w:rPr>
-          <w:rFonts w:ascii="AppleSystemUIFont" w:hAnsi="AppleSystemUIFont" w:cs="AppleSystemUIFont"/>
-          <w:kern w:val="0"/>
-          <w:sz w:val="26"/>
-          <w:szCs w:val="26"/>
-          <w:lang w:val="en-US"/>
-        </w:rPr>
-        <w:t>습니다</w:t>
-      </w:r>
-      <w:r>
-        <w:rPr>
-          <w:rFonts w:ascii="AppleSystemUIFont" w:hAnsi="AppleSystemUIFont" w:cs="AppleSystemUIFont"/>
-          <w:kern w:val="0"/>
-          <w:sz w:val="26"/>
-          <w:szCs w:val="26"/>
-          <w:lang w:val="en-US"/>
-        </w:rPr>
-        <w:t xml:space="preserve">. </w:t>
-      </w:r>
-    </w:p>
-    <w:p>
-      <w:pPr>
-        <w:autoSpaceDE w:val="0"/>
-        <w:autoSpaceDN w:val="0"/>
-        <w:adjustRightInd w:val="0"/>
-        <w:spacing w:after="0" w:line="240" w:lineRule="auto"/>
-        <w:rPr>
-          <w:rFonts w:ascii="AppleSystemUIFont" w:hAnsi="AppleSystemUIFont" w:cs="AppleSystemUIFont"/>
-          <w:kern w:val="0"/>
-          <w:sz w:val="26"/>
-          <w:szCs w:val="26"/>
-          <w:lang w:val="en-US"/>
-        </w:rPr>
-      </w:pPr>
-      <w:r>
-        <w:rPr>
-          <w:rFonts w:ascii="AppleSystemUIFont" w:hAnsi="AppleSystemUIFont" w:cs="AppleSystemUIFont"/>
-          <w:kern w:val="0"/>
-          <w:sz w:val="26"/>
-          <w:szCs w:val="26"/>
-          <w:lang w:val="en-US"/>
-        </w:rPr>
-        <w:t>브랜드가</w:t>
-      </w:r>
-      <w:r>
-        <w:rPr>
-          <w:rFonts w:ascii="AppleSystemUIFont" w:hAnsi="AppleSystemUIFont" w:cs="AppleSystemUIFont"/>
-          <w:kern w:val="0"/>
-          <w:sz w:val="26"/>
-          <w:szCs w:val="26"/>
-          <w:lang w:val="en-US"/>
-        </w:rPr>
-        <w:t xml:space="preserve"> </w:t>
-      </w:r>
-      <w:r>
-        <w:rPr>
-          <w:rFonts w:ascii="AppleSystemUIFont" w:hAnsi="AppleSystemUIFont" w:cs="AppleSystemUIFont"/>
-          <w:kern w:val="0"/>
-          <w:sz w:val="26"/>
-          <w:szCs w:val="26"/>
-          <w:lang w:val="en-US"/>
-        </w:rPr>
-        <w:t>잘되는</w:t>
-      </w:r>
-      <w:r>
-        <w:rPr>
-          <w:rFonts w:ascii="AppleSystemUIFont" w:hAnsi="AppleSystemUIFont" w:cs="AppleSystemUIFont"/>
-          <w:kern w:val="0"/>
-          <w:sz w:val="26"/>
-          <w:szCs w:val="26"/>
-          <w:lang w:val="en-US"/>
-        </w:rPr>
-        <w:t xml:space="preserve"> </w:t>
-      </w:r>
-      <w:r>
-        <w:rPr>
-          <w:rFonts w:ascii="AppleSystemUIFont" w:hAnsi="AppleSystemUIFont" w:cs="AppleSystemUIFont"/>
-          <w:kern w:val="0"/>
-          <w:sz w:val="26"/>
-          <w:szCs w:val="26"/>
-          <w:lang w:val="en-US"/>
-        </w:rPr>
-        <w:t>방향을</w:t>
-      </w:r>
-      <w:r>
-        <w:rPr>
-          <w:rFonts w:ascii="AppleSystemUIFont" w:hAnsi="AppleSystemUIFont" w:cs="AppleSystemUIFont"/>
-          <w:kern w:val="0"/>
-          <w:sz w:val="26"/>
-          <w:szCs w:val="26"/>
-          <w:lang w:val="en-US"/>
-        </w:rPr>
-        <w:t xml:space="preserve"> </w:t>
-      </w:r>
-      <w:r>
-        <w:rPr>
-          <w:rFonts w:ascii="AppleSystemUIFont" w:hAnsi="AppleSystemUIFont" w:cs="AppleSystemUIFont"/>
-          <w:kern w:val="0"/>
-          <w:sz w:val="26"/>
-          <w:szCs w:val="26"/>
-          <w:lang w:val="en-US"/>
-        </w:rPr>
-        <w:t>생각하는</w:t>
-      </w:r>
-      <w:r>
-        <w:rPr>
-          <w:rFonts w:ascii="AppleSystemUIFont" w:hAnsi="AppleSystemUIFont" w:cs="AppleSystemUIFont"/>
-          <w:kern w:val="0"/>
-          <w:sz w:val="26"/>
-          <w:szCs w:val="26"/>
-          <w:lang w:val="en-US"/>
-        </w:rPr>
-        <w:t xml:space="preserve"> </w:t>
-      </w:r>
-      <w:r>
-        <w:rPr>
-          <w:rFonts w:ascii="AppleSystemUIFont" w:hAnsi="AppleSystemUIFont" w:cs="AppleSystemUIFont"/>
-          <w:kern w:val="0"/>
-          <w:sz w:val="26"/>
-          <w:szCs w:val="26"/>
-          <w:lang w:val="en-US"/>
-        </w:rPr>
-        <w:t>것은</w:t>
-      </w:r>
-      <w:r>
-        <w:rPr>
-          <w:rFonts w:ascii="AppleSystemUIFont" w:hAnsi="AppleSystemUIFont" w:cs="AppleSystemUIFont"/>
-          <w:kern w:val="0"/>
-          <w:sz w:val="26"/>
-          <w:szCs w:val="26"/>
-          <w:lang w:val="en-US"/>
-        </w:rPr>
-        <w:t xml:space="preserve">, </w:t>
-      </w:r>
-      <w:r>
-        <w:rPr>
-          <w:rFonts w:ascii="AppleSystemUIFont" w:hAnsi="AppleSystemUIFont" w:cs="AppleSystemUIFont"/>
-          <w:kern w:val="0"/>
-          <w:sz w:val="26"/>
-          <w:szCs w:val="26"/>
-          <w:lang w:val="en-US"/>
-        </w:rPr>
-        <w:t>방법에</w:t>
-      </w:r>
-      <w:r>
-        <w:rPr>
-          <w:rFonts w:ascii="AppleSystemUIFont" w:hAnsi="AppleSystemUIFont" w:cs="AppleSystemUIFont"/>
-          <w:kern w:val="0"/>
-          <w:sz w:val="26"/>
-          <w:szCs w:val="26"/>
-          <w:lang w:val="en-US"/>
-        </w:rPr>
-        <w:t xml:space="preserve"> </w:t>
-      </w:r>
-      <w:r>
-        <w:rPr>
-          <w:rFonts w:ascii="AppleSystemUIFont" w:hAnsi="AppleSystemUIFont" w:cs="AppleSystemUIFont"/>
-          <w:kern w:val="0"/>
-          <w:sz w:val="26"/>
-          <w:szCs w:val="26"/>
-          <w:lang w:val="en-US"/>
-        </w:rPr>
-        <w:t>제한을</w:t>
-      </w:r>
-      <w:r>
-        <w:rPr>
-          <w:rFonts w:ascii="AppleSystemUIFont" w:hAnsi="AppleSystemUIFont" w:cs="AppleSystemUIFont"/>
-          <w:kern w:val="0"/>
-          <w:sz w:val="26"/>
-          <w:szCs w:val="26"/>
-          <w:lang w:val="en-US"/>
-        </w:rPr>
-        <w:t xml:space="preserve"> </w:t>
-      </w:r>
-      <w:r>
-        <w:rPr>
-          <w:rFonts w:ascii="AppleSystemUIFont" w:hAnsi="AppleSystemUIFont" w:cs="AppleSystemUIFont"/>
-          <w:kern w:val="0"/>
-          <w:sz w:val="26"/>
-          <w:szCs w:val="26"/>
-          <w:lang w:val="en-US"/>
-        </w:rPr>
-        <w:t>두지</w:t>
-      </w:r>
-      <w:r>
-        <w:rPr>
-          <w:rFonts w:ascii="AppleSystemUIFont" w:hAnsi="AppleSystemUIFont" w:cs="AppleSystemUIFont"/>
-          <w:kern w:val="0"/>
-          <w:sz w:val="26"/>
-          <w:szCs w:val="26"/>
-          <w:lang w:val="en-US"/>
-        </w:rPr>
-        <w:t xml:space="preserve"> </w:t>
-      </w:r>
-      <w:r>
-        <w:rPr>
-          <w:rFonts w:ascii="AppleSystemUIFont" w:hAnsi="AppleSystemUIFont" w:cs="AppleSystemUIFont"/>
-          <w:kern w:val="0"/>
-          <w:sz w:val="26"/>
-          <w:szCs w:val="26"/>
-          <w:lang w:val="en-US"/>
-        </w:rPr>
-        <w:t>않습니다</w:t>
-      </w:r>
-      <w:r>
-        <w:rPr>
-          <w:rFonts w:ascii="AppleSystemUIFont" w:hAnsi="AppleSystemUIFont" w:cs="AppleSystemUIFont"/>
-          <w:kern w:val="0"/>
-          <w:sz w:val="26"/>
-          <w:szCs w:val="26"/>
-          <w:lang w:val="en-US"/>
-        </w:rPr>
-        <w:t>.</w:t>
-      </w:r>
-      <w:r>
-        <w:rPr>
-          <w:rFonts w:ascii="AppleSystemUIFont" w:hAnsi="AppleSystemUIFont" w:cs="AppleSystemUIFont" w:hint="eastAsia"/>
-          <w:kern w:val="0"/>
-          <w:sz w:val="26"/>
-          <w:szCs w:val="26"/>
-          <w:lang w:val="en-US"/>
-        </w:rPr>
-        <w:t xml:space="preserve"> </w:t>
-      </w:r>
-      <w:r>
-        <w:rPr>
-          <w:rFonts w:ascii="AppleSystemUIFont" w:hAnsi="AppleSystemUIFont" w:cs="AppleSystemUIFont" w:hint="eastAsia"/>
-          <w:kern w:val="0"/>
-          <w:sz w:val="26"/>
-          <w:szCs w:val="26"/>
-          <w:lang w:val="en-US"/>
-        </w:rPr>
-        <w:t>브랜드가</w:t>
-      </w:r>
-      <w:r>
-        <w:rPr>
-          <w:rFonts w:ascii="AppleSystemUIFont" w:hAnsi="AppleSystemUIFont" w:cs="AppleSystemUIFont" w:hint="eastAsia"/>
-          <w:kern w:val="0"/>
-          <w:sz w:val="26"/>
-          <w:szCs w:val="26"/>
-          <w:lang w:val="en-US"/>
-        </w:rPr>
-        <w:t xml:space="preserve"> </w:t>
-      </w:r>
-      <w:r>
-        <w:rPr>
-          <w:rFonts w:ascii="AppleSystemUIFont" w:hAnsi="AppleSystemUIFont" w:cs="AppleSystemUIFont" w:hint="eastAsia"/>
-          <w:kern w:val="0"/>
-          <w:sz w:val="26"/>
-          <w:szCs w:val="26"/>
-          <w:lang w:val="en-US"/>
-        </w:rPr>
-        <w:t>지금</w:t>
-      </w:r>
-      <w:r>
-        <w:rPr>
-          <w:rFonts w:ascii="AppleSystemUIFont" w:hAnsi="AppleSystemUIFont" w:cs="AppleSystemUIFont" w:hint="eastAsia"/>
-          <w:kern w:val="0"/>
-          <w:sz w:val="26"/>
-          <w:szCs w:val="26"/>
-          <w:lang w:val="en-US"/>
-        </w:rPr>
-        <w:t xml:space="preserve"> </w:t>
-      </w:r>
-      <w:r>
-        <w:rPr>
-          <w:rFonts w:ascii="AppleSystemUIFont" w:hAnsi="AppleSystemUIFont" w:cs="AppleSystemUIFont" w:hint="eastAsia"/>
-          <w:kern w:val="0"/>
-          <w:sz w:val="26"/>
-          <w:szCs w:val="26"/>
-          <w:lang w:val="en-US"/>
-        </w:rPr>
-        <w:t>머무르며</w:t>
-      </w:r>
-      <w:r>
-        <w:rPr>
-          <w:rFonts w:ascii="AppleSystemUIFont" w:hAnsi="AppleSystemUIFont" w:cs="AppleSystemUIFont" w:hint="eastAsia"/>
-          <w:kern w:val="0"/>
-          <w:sz w:val="26"/>
-          <w:szCs w:val="26"/>
-          <w:lang w:val="en-US"/>
-        </w:rPr>
-        <w:t xml:space="preserve"> </w:t>
-      </w:r>
-      <w:r>
-        <w:rPr>
-          <w:rFonts w:ascii="AppleSystemUIFont" w:hAnsi="AppleSystemUIFont" w:cs="AppleSystemUIFont" w:hint="eastAsia"/>
-          <w:kern w:val="0"/>
-          <w:sz w:val="26"/>
-          <w:szCs w:val="26"/>
-          <w:lang w:val="en-US"/>
-        </w:rPr>
-        <w:t>나아가는</w:t>
-      </w:r>
-      <w:r>
-        <w:rPr>
-          <w:rFonts w:ascii="AppleSystemUIFont" w:hAnsi="AppleSystemUIFont" w:cs="AppleSystemUIFont" w:hint="eastAsia"/>
-          <w:kern w:val="0"/>
-          <w:sz w:val="26"/>
-          <w:szCs w:val="26"/>
-          <w:lang w:val="en-US"/>
-        </w:rPr>
-        <w:t xml:space="preserve"> </w:t>
-      </w:r>
-      <w:r>
-        <w:rPr>
-          <w:rFonts w:ascii="AppleSystemUIFont" w:hAnsi="AppleSystemUIFont" w:cs="AppleSystemUIFont" w:hint="eastAsia"/>
-          <w:kern w:val="0"/>
-          <w:sz w:val="26"/>
-          <w:szCs w:val="26"/>
-          <w:lang w:val="en-US"/>
-        </w:rPr>
-        <w:t>단계</w:t>
-      </w:r>
-      <w:r>
-        <w:rPr>
-          <w:rFonts w:ascii="AppleSystemUIFont" w:hAnsi="AppleSystemUIFont" w:cs="AppleSystemUIFont" w:hint="eastAsia"/>
-          <w:kern w:val="0"/>
-          <w:sz w:val="26"/>
-          <w:szCs w:val="26"/>
-          <w:lang w:val="en-US"/>
-        </w:rPr>
-        <w:t xml:space="preserve">, </w:t>
-      </w:r>
-      <w:r>
-        <w:rPr>
-          <w:rFonts w:ascii="AppleSystemUIFont" w:hAnsi="AppleSystemUIFont" w:cs="AppleSystemUIFont" w:hint="eastAsia"/>
-          <w:kern w:val="0"/>
-          <w:sz w:val="26"/>
-          <w:szCs w:val="26"/>
-          <w:lang w:val="en-US"/>
-        </w:rPr>
-        <w:t>목적에</w:t>
-      </w:r>
-      <w:r>
-        <w:rPr>
-          <w:rFonts w:ascii="AppleSystemUIFont" w:hAnsi="AppleSystemUIFont" w:cs="AppleSystemUIFont" w:hint="eastAsia"/>
-          <w:kern w:val="0"/>
-          <w:sz w:val="26"/>
-          <w:szCs w:val="26"/>
-          <w:lang w:val="en-US"/>
-        </w:rPr>
-        <w:t xml:space="preserve"> </w:t>
-      </w:r>
-      <w:r>
-        <w:rPr>
-          <w:rFonts w:ascii="AppleSystemUIFont" w:hAnsi="AppleSystemUIFont" w:cs="AppleSystemUIFont" w:hint="eastAsia"/>
-          <w:kern w:val="0"/>
-          <w:sz w:val="26"/>
-          <w:szCs w:val="26"/>
-          <w:lang w:val="en-US"/>
-        </w:rPr>
-        <w:t>따라</w:t>
-      </w:r>
-      <w:r>
-        <w:rPr>
-          <w:rFonts w:ascii="AppleSystemUIFont" w:hAnsi="AppleSystemUIFont" w:cs="AppleSystemUIFont" w:hint="eastAsia"/>
-          <w:kern w:val="0"/>
-          <w:sz w:val="26"/>
-          <w:szCs w:val="26"/>
-          <w:lang w:val="en-US"/>
-        </w:rPr>
-        <w:t xml:space="preserve"> </w:t>
-      </w:r>
-      <w:r>
-        <w:rPr>
-          <w:rFonts w:ascii="AppleSystemUIFont" w:hAnsi="AppleSystemUIFont" w:cs="AppleSystemUIFont" w:hint="eastAsia"/>
-          <w:kern w:val="0"/>
-          <w:sz w:val="26"/>
-          <w:szCs w:val="26"/>
-          <w:lang w:val="en-US"/>
-        </w:rPr>
-        <w:t>다양한</w:t>
-      </w:r>
-      <w:r>
-        <w:rPr>
-          <w:rFonts w:ascii="AppleSystemUIFont" w:hAnsi="AppleSystemUIFont" w:cs="AppleSystemUIFont" w:hint="eastAsia"/>
-          <w:kern w:val="0"/>
-          <w:sz w:val="26"/>
-          <w:szCs w:val="26"/>
-          <w:lang w:val="en-US"/>
-        </w:rPr>
-        <w:t xml:space="preserve"> </w:t>
-      </w:r>
-      <w:r>
-        <w:rPr>
-          <w:rFonts w:ascii="AppleSystemUIFont" w:hAnsi="AppleSystemUIFont" w:cs="AppleSystemUIFont" w:hint="eastAsia"/>
-          <w:kern w:val="0"/>
-          <w:sz w:val="26"/>
-          <w:szCs w:val="26"/>
-          <w:lang w:val="en-US"/>
-        </w:rPr>
-        <w:t>아이디어로</w:t>
-      </w:r>
-      <w:r>
-        <w:rPr>
-          <w:rFonts w:ascii="AppleSystemUIFont" w:hAnsi="AppleSystemUIFont" w:cs="AppleSystemUIFont" w:hint="eastAsia"/>
-          <w:kern w:val="0"/>
-          <w:sz w:val="26"/>
-          <w:szCs w:val="26"/>
-          <w:lang w:val="en-US"/>
-        </w:rPr>
-        <w:t xml:space="preserve"> </w:t>
-      </w:r>
-      <w:r>
-        <w:rPr>
-          <w:rFonts w:ascii="AppleSystemUIFont" w:hAnsi="AppleSystemUIFont" w:cs="AppleSystemUIFont" w:hint="eastAsia"/>
-          <w:kern w:val="0"/>
-          <w:sz w:val="26"/>
-          <w:szCs w:val="26"/>
-          <w:lang w:val="en-US"/>
-        </w:rPr>
-        <w:t>실체를</w:t>
-      </w:r>
-      <w:r>
-        <w:rPr>
-          <w:rFonts w:ascii="AppleSystemUIFont" w:hAnsi="AppleSystemUIFont" w:cs="AppleSystemUIFont" w:hint="eastAsia"/>
-          <w:kern w:val="0"/>
-          <w:sz w:val="26"/>
-          <w:szCs w:val="26"/>
-          <w:lang w:val="en-US"/>
-        </w:rPr>
-        <w:t xml:space="preserve"> </w:t>
-      </w:r>
-      <w:r>
-        <w:rPr>
-          <w:rFonts w:ascii="AppleSystemUIFont" w:hAnsi="AppleSystemUIFont" w:cs="AppleSystemUIFont" w:hint="eastAsia"/>
-          <w:kern w:val="0"/>
-          <w:sz w:val="26"/>
-          <w:szCs w:val="26"/>
-          <w:lang w:val="en-US"/>
-        </w:rPr>
-        <w:t>만들어</w:t>
-      </w:r>
-      <w:r>
-        <w:rPr>
-          <w:rFonts w:ascii="AppleSystemUIFont" w:hAnsi="AppleSystemUIFont" w:cs="AppleSystemUIFont" w:hint="eastAsia"/>
-          <w:kern w:val="0"/>
-          <w:sz w:val="26"/>
-          <w:szCs w:val="26"/>
-          <w:lang w:val="en-US"/>
-        </w:rPr>
-        <w:t xml:space="preserve"> </w:t>
-      </w:r>
-      <w:r>
-        <w:rPr>
-          <w:rFonts w:ascii="AppleSystemUIFont" w:hAnsi="AppleSystemUIFont" w:cs="AppleSystemUIFont" w:hint="eastAsia"/>
-          <w:kern w:val="0"/>
-          <w:sz w:val="26"/>
-          <w:szCs w:val="26"/>
-          <w:lang w:val="en-US"/>
-        </w:rPr>
-        <w:t>가는</w:t>
-      </w:r>
-      <w:r>
-        <w:rPr>
-          <w:rFonts w:ascii="AppleSystemUIFont" w:hAnsi="AppleSystemUIFont" w:cs="AppleSystemUIFont" w:hint="eastAsia"/>
-          <w:kern w:val="0"/>
-          <w:sz w:val="26"/>
-          <w:szCs w:val="26"/>
-          <w:lang w:val="en-US"/>
-        </w:rPr>
-        <w:t xml:space="preserve"> </w:t>
-      </w:r>
-      <w:r>
-        <w:rPr>
-          <w:rFonts w:ascii="AppleSystemUIFont" w:hAnsi="AppleSystemUIFont" w:cs="AppleSystemUIFont" w:hint="eastAsia"/>
-          <w:kern w:val="0"/>
-          <w:sz w:val="26"/>
-          <w:szCs w:val="26"/>
-          <w:lang w:val="en-US"/>
-        </w:rPr>
-        <w:t>힘이</w:t>
-      </w:r>
-      <w:r>
-        <w:rPr>
-          <w:rFonts w:ascii="AppleSystemUIFont" w:hAnsi="AppleSystemUIFont" w:cs="AppleSystemUIFont" w:hint="eastAsia"/>
-          <w:kern w:val="0"/>
-          <w:sz w:val="26"/>
-          <w:szCs w:val="26"/>
-          <w:lang w:val="en-US"/>
-        </w:rPr>
-        <w:t xml:space="preserve"> </w:t>
-      </w:r>
-      <w:r>
-        <w:rPr>
-          <w:rFonts w:ascii="AppleSystemUIFont" w:hAnsi="AppleSystemUIFont" w:cs="AppleSystemUIFont" w:hint="eastAsia"/>
-          <w:kern w:val="0"/>
-          <w:sz w:val="26"/>
-          <w:szCs w:val="26"/>
-          <w:lang w:val="en-US"/>
-        </w:rPr>
-        <w:t>필요합니다</w:t>
-      </w:r>
-      <w:r>
-        <w:rPr>
-          <w:rFonts w:ascii="AppleSystemUIFont" w:hAnsi="AppleSystemUIFont" w:cs="AppleSystemUIFont" w:hint="eastAsia"/>
-          <w:kern w:val="0"/>
-          <w:sz w:val="26"/>
-          <w:szCs w:val="26"/>
-          <w:lang w:val="en-US"/>
-        </w:rPr>
-        <w:t>.</w:t>
-      </w:r>
-    </w:p>
-    <w:p>
-      <w:pPr>
-        <w:autoSpaceDE w:val="0"/>
-        <w:autoSpaceDN w:val="0"/>
-        <w:adjustRightInd w:val="0"/>
-        <w:spacing w:after="0" w:line="240" w:lineRule="auto"/>
-        <w:rPr>
-          <w:rFonts w:ascii="AppleSystemUIFont" w:hAnsi="AppleSystemUIFont" w:cs="AppleSystemUIFont"/>
-          <w:kern w:val="0"/>
-          <w:sz w:val="26"/>
-          <w:szCs w:val="26"/>
-          <w:lang w:val="en-US"/>
-        </w:rPr>
-      </w:pPr>
-    </w:p>
-    <w:p>
-      <w:pPr>
-        <w:rPr>
-          <w:rFonts w:ascii="AppleSystemUIFont" w:eastAsia="AppleExternalUIFontKorean-Regul" w:hAnsi="AppleSystemUIFont" w:cs="AppleSystemUIFont"/>
-          <w:kern w:val="0"/>
-          <w:sz w:val="26"/>
-          <w:szCs w:val="26"/>
-          <w:lang w:val="en-US"/>
-        </w:rPr>
-      </w:pPr>
-      <w:r>
-        <w:rPr>
-          <w:rFonts w:ascii="AppleExternalUIFontKorean-Regul" w:eastAsia="AppleExternalUIFontKorean-Regul" w:hAnsi="AppleSystemUIFont" w:cs="AppleExternalUIFontKorean-Regul" w:hint="eastAsia"/>
-          <w:kern w:val="0"/>
-          <w:sz w:val="26"/>
-          <w:szCs w:val="26"/>
-          <w:lang w:val="en-US"/>
-        </w:rPr>
-        <w:t>브랜딩은</w:t>
-      </w:r>
-      <w:r>
-        <w:rPr>
-          <w:rFonts w:ascii="AppleSystemUIFont" w:eastAsia="AppleExternalUIFontKorean-Regul" w:hAnsi="AppleSystemUIFont" w:cs="AppleSystemUIFont"/>
-          <w:kern w:val="0"/>
-          <w:sz w:val="26"/>
-          <w:szCs w:val="26"/>
-          <w:lang w:val="en-US"/>
-        </w:rPr>
-        <w:t xml:space="preserve"> </w:t>
-      </w:r>
-      <w:r>
-        <w:rPr>
-          <w:rFonts w:ascii="AppleExternalUIFontKorean-Regul" w:eastAsia="AppleExternalUIFontKorean-Regul" w:hAnsi="AppleSystemUIFont" w:cs="AppleExternalUIFontKorean-Regul" w:hint="eastAsia"/>
-          <w:kern w:val="0"/>
-          <w:sz w:val="26"/>
-          <w:szCs w:val="26"/>
-          <w:lang w:val="en-US"/>
-        </w:rPr>
-        <w:t>브랜드의</w:t>
-      </w:r>
-      <w:r>
-        <w:rPr>
-          <w:rFonts w:ascii="AppleSystemUIFont" w:eastAsia="AppleExternalUIFontKorean-Regul" w:hAnsi="AppleSystemUIFont" w:cs="AppleSystemUIFont"/>
-          <w:kern w:val="0"/>
-          <w:sz w:val="26"/>
-          <w:szCs w:val="26"/>
-          <w:lang w:val="en-US"/>
-        </w:rPr>
-        <w:t xml:space="preserve"> </w:t>
-      </w:r>
-      <w:r>
-        <w:rPr>
-          <w:rFonts w:ascii="AppleExternalUIFontKorean-Regul" w:eastAsia="AppleExternalUIFontKorean-Regul" w:hAnsi="AppleSystemUIFont" w:cs="AppleExternalUIFontKorean-Regul" w:hint="eastAsia"/>
-          <w:kern w:val="0"/>
-          <w:sz w:val="26"/>
-          <w:szCs w:val="26"/>
-          <w:lang w:val="en-US"/>
-        </w:rPr>
-        <w:t>중심이</w:t>
-      </w:r>
-      <w:r>
-        <w:rPr>
-          <w:rFonts w:ascii="AppleSystemUIFont" w:eastAsia="AppleExternalUIFontKorean-Regul" w:hAnsi="AppleSystemUIFont" w:cs="AppleSystemUIFont"/>
-          <w:kern w:val="0"/>
-          <w:sz w:val="26"/>
-          <w:szCs w:val="26"/>
-          <w:lang w:val="en-US"/>
-        </w:rPr>
-        <w:t xml:space="preserve"> </w:t>
-      </w:r>
-      <w:r>
-        <w:rPr>
-          <w:rFonts w:ascii="AppleExternalUIFontKorean-Regul" w:eastAsia="AppleExternalUIFontKorean-Regul" w:hAnsi="AppleSystemUIFont" w:cs="AppleExternalUIFontKorean-Regul" w:hint="eastAsia"/>
-          <w:kern w:val="0"/>
-          <w:sz w:val="26"/>
-          <w:szCs w:val="26"/>
-          <w:lang w:val="en-US"/>
-        </w:rPr>
-        <w:t>외부와</w:t>
-      </w:r>
-      <w:r>
-        <w:rPr>
-          <w:rFonts w:ascii="AppleSystemUIFont" w:eastAsia="AppleExternalUIFontKorean-Regul" w:hAnsi="AppleSystemUIFont" w:cs="AppleSystemUIFont"/>
-          <w:kern w:val="0"/>
-          <w:sz w:val="26"/>
-          <w:szCs w:val="26"/>
-          <w:lang w:val="en-US"/>
-        </w:rPr>
-        <w:t xml:space="preserve"> </w:t>
-      </w:r>
-      <w:r>
-        <w:rPr>
-          <w:rFonts w:ascii="AppleExternalUIFontKorean-Regul" w:eastAsia="AppleExternalUIFontKorean-Regul" w:hAnsi="AppleSystemUIFont" w:cs="AppleExternalUIFontKorean-Regul" w:hint="eastAsia"/>
-          <w:kern w:val="0"/>
-          <w:sz w:val="26"/>
-          <w:szCs w:val="26"/>
-          <w:lang w:val="en-US"/>
-        </w:rPr>
-        <w:t>연결되는</w:t>
-      </w:r>
-      <w:r>
-        <w:rPr>
-          <w:rFonts w:ascii="AppleSystemUIFont" w:eastAsia="AppleExternalUIFontKorean-Regul" w:hAnsi="AppleSystemUIFont" w:cs="AppleSystemUIFont"/>
-          <w:kern w:val="0"/>
-          <w:sz w:val="26"/>
-          <w:szCs w:val="26"/>
-          <w:lang w:val="en-US"/>
-        </w:rPr>
-        <w:t xml:space="preserve"> </w:t>
-      </w:r>
-      <w:r>
-        <w:rPr>
-          <w:rFonts w:ascii="AppleExternalUIFontKorean-Regul" w:eastAsia="AppleExternalUIFontKorean-Regul" w:hAnsi="AppleSystemUIFont" w:cs="AppleExternalUIFontKorean-Regul" w:hint="eastAsia"/>
-          <w:kern w:val="0"/>
-          <w:sz w:val="26"/>
-          <w:szCs w:val="26"/>
-          <w:lang w:val="en-US"/>
-        </w:rPr>
-        <w:t>길을</w:t>
-      </w:r>
-      <w:r>
-        <w:rPr>
-          <w:rFonts w:ascii="AppleSystemUIFont" w:eastAsia="AppleExternalUIFontKorean-Regul" w:hAnsi="AppleSystemUIFont" w:cs="AppleSystemUIFont"/>
-          <w:kern w:val="0"/>
-          <w:sz w:val="26"/>
-          <w:szCs w:val="26"/>
-          <w:lang w:val="en-US"/>
-        </w:rPr>
-        <w:t xml:space="preserve"> </w:t>
-      </w:r>
-      <w:r>
-        <w:rPr>
-          <w:rFonts w:ascii="AppleExternalUIFontKorean-Regul" w:eastAsia="AppleExternalUIFontKorean-Regul" w:hAnsi="AppleSystemUIFont" w:cs="AppleExternalUIFontKorean-Regul" w:hint="eastAsia"/>
-          <w:kern w:val="0"/>
-          <w:sz w:val="26"/>
-          <w:szCs w:val="26"/>
-          <w:lang w:val="en-US"/>
-        </w:rPr>
-        <w:t>내는</w:t>
-      </w:r>
-      <w:r>
-        <w:rPr>
-          <w:rFonts w:ascii="AppleSystemUIFont" w:eastAsia="AppleExternalUIFontKorean-Regul" w:hAnsi="AppleSystemUIFont" w:cs="AppleSystemUIFont"/>
-          <w:kern w:val="0"/>
-          <w:sz w:val="26"/>
-          <w:szCs w:val="26"/>
-          <w:lang w:val="en-US"/>
-        </w:rPr>
-        <w:t xml:space="preserve"> </w:t>
-      </w:r>
-      <w:r>
-        <w:rPr>
-          <w:rFonts w:ascii="AppleExternalUIFontKorean-Regul" w:eastAsia="AppleExternalUIFontKorean-Regul" w:hAnsi="AppleSystemUIFont" w:cs="AppleExternalUIFontKorean-Regul" w:hint="eastAsia"/>
-          <w:kern w:val="0"/>
-          <w:sz w:val="26"/>
-          <w:szCs w:val="26"/>
-          <w:lang w:val="en-US"/>
-        </w:rPr>
-        <w:t>일입니다</w:t>
-      </w:r>
-      <w:r>
-        <w:rPr>
-          <w:rFonts w:ascii="AppleSystemUIFont" w:eastAsia="AppleExternalUIFontKorean-Regul" w:hAnsi="AppleSystemUIFont" w:cs="AppleSystemUIFont"/>
-          <w:kern w:val="0"/>
-          <w:sz w:val="26"/>
-          <w:szCs w:val="26"/>
-          <w:lang w:val="en-US"/>
-        </w:rPr>
-        <w:t xml:space="preserve">. </w:t>
-      </w:r>
-      <w:r>
-        <w:rPr>
-          <w:rFonts w:ascii="AppleExternalUIFontKorean-Regul" w:eastAsia="AppleExternalUIFontKorean-Regul" w:hAnsi="AppleSystemUIFont" w:cs="AppleExternalUIFontKorean-Regul" w:hint="eastAsia"/>
-          <w:kern w:val="0"/>
-          <w:sz w:val="26"/>
-          <w:szCs w:val="26"/>
-          <w:lang w:val="en-US"/>
-        </w:rPr>
-        <w:t>이쪽의</w:t>
-      </w:r>
-      <w:r>
-        <w:rPr>
-          <w:rFonts w:ascii="AppleSystemUIFont" w:eastAsia="AppleExternalUIFontKorean-Regul" w:hAnsi="AppleSystemUIFont" w:cs="AppleSystemUIFont"/>
-          <w:kern w:val="0"/>
-          <w:sz w:val="26"/>
-          <w:szCs w:val="26"/>
-          <w:lang w:val="en-US"/>
-        </w:rPr>
-        <w:t xml:space="preserve"> </w:t>
-      </w:r>
-      <w:r>
-        <w:rPr>
-          <w:rFonts w:ascii="AppleExternalUIFontKorean-Regul" w:eastAsia="AppleExternalUIFontKorean-Regul" w:hAnsi="AppleSystemUIFont" w:cs="AppleExternalUIFontKorean-Regul" w:hint="eastAsia"/>
-          <w:kern w:val="0"/>
-          <w:sz w:val="26"/>
-          <w:szCs w:val="26"/>
-          <w:lang w:val="en-US"/>
-        </w:rPr>
-        <w:t>사람들이</w:t>
-      </w:r>
-      <w:r>
-        <w:rPr>
-          <w:rFonts w:ascii="AppleSystemUIFont" w:eastAsia="AppleExternalUIFontKorean-Regul" w:hAnsi="AppleSystemUIFont" w:cs="AppleSystemUIFont"/>
-          <w:kern w:val="0"/>
-          <w:sz w:val="26"/>
-          <w:szCs w:val="26"/>
-          <w:lang w:val="en-US"/>
-        </w:rPr>
-        <w:t xml:space="preserve"> </w:t>
-      </w:r>
-      <w:r>
-        <w:rPr>
-          <w:rFonts w:ascii="AppleExternalUIFontKorean-Regul" w:eastAsia="AppleExternalUIFontKorean-Regul" w:hAnsi="AppleSystemUIFont" w:cs="AppleExternalUIFontKorean-Regul" w:hint="eastAsia"/>
-          <w:kern w:val="0"/>
-          <w:sz w:val="26"/>
-          <w:szCs w:val="26"/>
-          <w:lang w:val="en-US"/>
-        </w:rPr>
-        <w:t>만들어</w:t>
-      </w:r>
-      <w:r>
-        <w:rPr>
-          <w:rFonts w:ascii="AppleSystemUIFont" w:eastAsia="AppleExternalUIFontKorean-Regul" w:hAnsi="AppleSystemUIFont" w:cs="AppleSystemUIFont"/>
-          <w:kern w:val="0"/>
-          <w:sz w:val="26"/>
-          <w:szCs w:val="26"/>
-          <w:lang w:val="en-US"/>
-        </w:rPr>
-        <w:t xml:space="preserve"> </w:t>
-      </w:r>
-      <w:r>
-        <w:rPr>
-          <w:rFonts w:ascii="AppleExternalUIFontKorean-Regul" w:eastAsia="AppleExternalUIFontKorean-Regul" w:hAnsi="AppleSystemUIFont" w:cs="AppleExternalUIFontKorean-Regul" w:hint="eastAsia"/>
-          <w:kern w:val="0"/>
-          <w:sz w:val="26"/>
-          <w:szCs w:val="26"/>
-          <w:lang w:val="en-US"/>
-        </w:rPr>
-        <w:t>낸</w:t>
-      </w:r>
-      <w:r>
-        <w:rPr>
-          <w:rFonts w:ascii="AppleSystemUIFont" w:eastAsia="AppleExternalUIFontKorean-Regul" w:hAnsi="AppleSystemUIFont" w:cs="AppleSystemUIFont"/>
-          <w:kern w:val="0"/>
-          <w:sz w:val="26"/>
-          <w:szCs w:val="26"/>
-          <w:lang w:val="en-US"/>
-        </w:rPr>
-        <w:t xml:space="preserve"> </w:t>
-      </w:r>
-      <w:r>
-        <w:rPr>
-          <w:rFonts w:ascii="AppleExternalUIFontKorean-Regul" w:eastAsia="AppleExternalUIFontKorean-Regul" w:hAnsi="AppleSystemUIFont" w:cs="AppleExternalUIFontKorean-Regul" w:hint="eastAsia"/>
-          <w:kern w:val="0"/>
-          <w:sz w:val="26"/>
-          <w:szCs w:val="26"/>
-          <w:lang w:val="en-US"/>
-        </w:rPr>
-        <w:t>것들을</w:t>
-      </w:r>
-      <w:r>
-        <w:rPr>
-          <w:rFonts w:ascii="AppleSystemUIFont" w:eastAsia="AppleExternalUIFontKorean-Regul" w:hAnsi="AppleSystemUIFont" w:cs="AppleSystemUIFont"/>
-          <w:kern w:val="0"/>
-          <w:sz w:val="26"/>
-          <w:szCs w:val="26"/>
-          <w:lang w:val="en-US"/>
-        </w:rPr>
-        <w:t xml:space="preserve"> </w:t>
-      </w:r>
-      <w:r>
-        <w:rPr>
-          <w:rFonts w:ascii="AppleExternalUIFontKorean-Regul" w:eastAsia="AppleExternalUIFontKorean-Regul" w:hAnsi="AppleSystemUIFont" w:cs="AppleExternalUIFontKorean-Regul" w:hint="eastAsia"/>
-          <w:kern w:val="0"/>
-          <w:sz w:val="26"/>
-          <w:szCs w:val="26"/>
-          <w:lang w:val="en-US"/>
-        </w:rPr>
-        <w:t>저쪽의</w:t>
-      </w:r>
-      <w:r>
-        <w:rPr>
-          <w:rFonts w:ascii="AppleSystemUIFont" w:eastAsia="AppleExternalUIFontKorean-Regul" w:hAnsi="AppleSystemUIFont" w:cs="AppleSystemUIFont"/>
-          <w:kern w:val="0"/>
-          <w:sz w:val="26"/>
-          <w:szCs w:val="26"/>
-          <w:lang w:val="en-US"/>
-        </w:rPr>
-        <w:t xml:space="preserve"> </w:t>
-      </w:r>
-      <w:r>
-        <w:rPr>
-          <w:rFonts w:ascii="AppleExternalUIFontKorean-Regul" w:eastAsia="AppleExternalUIFontKorean-Regul" w:hAnsi="AppleSystemUIFont" w:cs="AppleExternalUIFontKorean-Regul" w:hint="eastAsia"/>
-          <w:kern w:val="0"/>
-          <w:sz w:val="26"/>
-          <w:szCs w:val="26"/>
-          <w:lang w:val="en-US"/>
-        </w:rPr>
-        <w:t>사람들에게</w:t>
-      </w:r>
-      <w:r>
-        <w:rPr>
-          <w:rFonts w:ascii="AppleSystemUIFont" w:eastAsia="AppleExternalUIFontKorean-Regul" w:hAnsi="AppleSystemUIFont" w:cs="AppleSystemUIFont"/>
-          <w:kern w:val="0"/>
-          <w:sz w:val="26"/>
-          <w:szCs w:val="26"/>
-          <w:lang w:val="en-US"/>
-        </w:rPr>
-        <w:t xml:space="preserve"> </w:t>
-      </w:r>
-      <w:r>
-        <w:rPr>
-          <w:rFonts w:ascii="AppleExternalUIFontKorean-Regul" w:eastAsia="AppleExternalUIFontKorean-Regul" w:hAnsi="AppleSystemUIFont" w:cs="AppleExternalUIFontKorean-Regul" w:hint="eastAsia"/>
-          <w:kern w:val="0"/>
-          <w:sz w:val="26"/>
-          <w:szCs w:val="26"/>
-          <w:lang w:val="en-US"/>
-        </w:rPr>
-        <w:t>소개하고</w:t>
-      </w:r>
-      <w:r>
-        <w:rPr>
-          <w:rFonts w:ascii="AppleSystemUIFont" w:eastAsia="AppleExternalUIFontKorean-Regul" w:hAnsi="AppleSystemUIFont" w:cs="AppleSystemUIFont"/>
-          <w:kern w:val="0"/>
-          <w:sz w:val="26"/>
-          <w:szCs w:val="26"/>
-          <w:lang w:val="en-US"/>
-        </w:rPr>
-        <w:t xml:space="preserve">, </w:t>
-      </w:r>
-      <w:r>
-        <w:rPr>
-          <w:rFonts w:ascii="AppleExternalUIFontKorean-Regul" w:eastAsia="AppleExternalUIFontKorean-Regul" w:hAnsi="AppleSystemUIFont" w:cs="AppleExternalUIFontKorean-Regul" w:hint="eastAsia"/>
-          <w:kern w:val="0"/>
-          <w:sz w:val="26"/>
-          <w:szCs w:val="26"/>
-          <w:lang w:val="en-US"/>
-        </w:rPr>
-        <w:t>초대하고</w:t>
-      </w:r>
-      <w:r>
-        <w:rPr>
-          <w:rFonts w:ascii="AppleSystemUIFont" w:eastAsia="AppleExternalUIFontKorean-Regul" w:hAnsi="AppleSystemUIFont" w:cs="AppleSystemUIFont"/>
-          <w:kern w:val="0"/>
-          <w:sz w:val="26"/>
-          <w:szCs w:val="26"/>
-          <w:lang w:val="en-US"/>
-        </w:rPr>
-        <w:t xml:space="preserve">, </w:t>
-      </w:r>
-      <w:r>
-        <w:rPr>
-          <w:rFonts w:ascii="AppleExternalUIFontKorean-Regul" w:eastAsia="AppleExternalUIFontKorean-Regul" w:hAnsi="AppleSystemUIFont" w:cs="AppleExternalUIFontKorean-Regul" w:hint="eastAsia"/>
-          <w:kern w:val="0"/>
-          <w:sz w:val="26"/>
-          <w:szCs w:val="26"/>
-          <w:lang w:val="en-US"/>
-        </w:rPr>
-        <w:t>믿음을</w:t>
-      </w:r>
-      <w:r>
-        <w:rPr>
-          <w:rFonts w:ascii="AppleSystemUIFont" w:eastAsia="AppleExternalUIFontKorean-Regul" w:hAnsi="AppleSystemUIFont" w:cs="AppleSystemUIFont"/>
-          <w:kern w:val="0"/>
-          <w:sz w:val="26"/>
-          <w:szCs w:val="26"/>
-          <w:lang w:val="en-US"/>
-        </w:rPr>
-        <w:t xml:space="preserve"> </w:t>
-      </w:r>
-      <w:r>
-        <w:rPr>
-          <w:rFonts w:ascii="AppleExternalUIFontKorean-Regul" w:eastAsia="AppleExternalUIFontKorean-Regul" w:hAnsi="AppleSystemUIFont" w:cs="AppleExternalUIFontKorean-Regul" w:hint="eastAsia"/>
-          <w:kern w:val="0"/>
-          <w:sz w:val="26"/>
-          <w:szCs w:val="26"/>
-          <w:lang w:val="en-US"/>
-        </w:rPr>
-        <w:t>만들어가는</w:t>
-      </w:r>
-      <w:r>
-        <w:rPr>
-          <w:rFonts w:ascii="AppleSystemUIFont" w:eastAsia="AppleExternalUIFontKorean-Regul" w:hAnsi="AppleSystemUIFont" w:cs="AppleSystemUIFont"/>
-          <w:kern w:val="0"/>
-          <w:sz w:val="26"/>
-          <w:szCs w:val="26"/>
-          <w:lang w:val="en-US"/>
-        </w:rPr>
-        <w:t xml:space="preserve"> </w:t>
-      </w:r>
-      <w:r>
-        <w:rPr>
-          <w:rFonts w:ascii="AppleExternalUIFontKorean-Regul" w:eastAsia="AppleExternalUIFontKorean-Regul" w:hAnsi="AppleSystemUIFont" w:cs="AppleExternalUIFontKorean-Regul" w:hint="eastAsia"/>
-          <w:kern w:val="0"/>
-          <w:sz w:val="26"/>
-          <w:szCs w:val="26"/>
-          <w:lang w:val="en-US"/>
-        </w:rPr>
-        <w:t>일입니다</w:t>
-      </w:r>
-      <w:r>
-        <w:rPr>
-          <w:rFonts w:ascii="AppleSystemUIFont" w:eastAsia="AppleExternalUIFontKorean-Regul" w:hAnsi="AppleSystemUIFont" w:cs="AppleSystemUIFont"/>
-          <w:kern w:val="0"/>
-          <w:sz w:val="26"/>
-          <w:szCs w:val="26"/>
-          <w:lang w:val="en-US"/>
-        </w:rPr>
-        <w:t xml:space="preserve">. </w:t>
-      </w:r>
-      <w:r>
-        <w:rPr>
-          <w:rFonts w:ascii="AppleExternalUIFontKorean-Regul" w:eastAsia="AppleExternalUIFontKorean-Regul" w:hAnsi="AppleSystemUIFont" w:cs="AppleExternalUIFontKorean-Regul" w:hint="eastAsia"/>
-          <w:kern w:val="0"/>
-          <w:sz w:val="26"/>
-          <w:szCs w:val="26"/>
-          <w:lang w:val="en-US"/>
-        </w:rPr>
-        <w:t>브랜드가</w:t>
-      </w:r>
-      <w:r>
-        <w:rPr>
-          <w:rFonts w:ascii="AppleSystemUIFont" w:eastAsia="AppleExternalUIFontKorean-Regul" w:hAnsi="AppleSystemUIFont" w:cs="AppleSystemUIFont"/>
-          <w:kern w:val="0"/>
-          <w:sz w:val="26"/>
-          <w:szCs w:val="26"/>
-          <w:lang w:val="en-US"/>
-        </w:rPr>
-        <w:t xml:space="preserve"> </w:t>
-      </w:r>
-      <w:r>
-        <w:rPr>
-          <w:rFonts w:ascii="AppleExternalUIFontKorean-Regul" w:eastAsia="AppleExternalUIFontKorean-Regul" w:hAnsi="AppleSystemUIFont" w:cs="AppleExternalUIFontKorean-Regul" w:hint="eastAsia"/>
-          <w:kern w:val="0"/>
-          <w:sz w:val="26"/>
-          <w:szCs w:val="26"/>
-          <w:lang w:val="en-US"/>
-        </w:rPr>
-        <w:t>말하고자</w:t>
-      </w:r>
-      <w:r>
-        <w:rPr>
-          <w:rFonts w:ascii="AppleSystemUIFont" w:eastAsia="AppleExternalUIFontKorean-Regul" w:hAnsi="AppleSystemUIFont" w:cs="AppleSystemUIFont"/>
-          <w:kern w:val="0"/>
-          <w:sz w:val="26"/>
-          <w:szCs w:val="26"/>
-          <w:lang w:val="en-US"/>
-        </w:rPr>
-        <w:t xml:space="preserve"> </w:t>
-      </w:r>
-      <w:r>
-        <w:rPr>
-          <w:rFonts w:ascii="AppleExternalUIFontKorean-Regul" w:eastAsia="AppleExternalUIFontKorean-Regul" w:hAnsi="AppleSystemUIFont" w:cs="AppleExternalUIFontKorean-Regul" w:hint="eastAsia"/>
-          <w:kern w:val="0"/>
-          <w:sz w:val="26"/>
-          <w:szCs w:val="26"/>
-          <w:lang w:val="en-US"/>
-        </w:rPr>
-        <w:t>하는</w:t>
-      </w:r>
-      <w:r>
-        <w:rPr>
-          <w:rFonts w:ascii="AppleSystemUIFont" w:eastAsia="AppleExternalUIFontKorean-Regul" w:hAnsi="AppleSystemUIFont" w:cs="AppleSystemUIFont"/>
-          <w:kern w:val="0"/>
-          <w:sz w:val="26"/>
-          <w:szCs w:val="26"/>
-          <w:lang w:val="en-US"/>
-        </w:rPr>
-        <w:t xml:space="preserve"> </w:t>
-      </w:r>
-      <w:r>
-        <w:rPr>
-          <w:rFonts w:ascii="AppleExternalUIFontKorean-Regul" w:eastAsia="AppleExternalUIFontKorean-Regul" w:hAnsi="AppleSystemUIFont" w:cs="AppleExternalUIFontKorean-Regul" w:hint="eastAsia"/>
-          <w:kern w:val="0"/>
-          <w:sz w:val="26"/>
-          <w:szCs w:val="26"/>
-          <w:lang w:val="en-US"/>
-        </w:rPr>
-        <w:t>것을</w:t>
-      </w:r>
-      <w:r>
-        <w:rPr>
-          <w:rFonts w:ascii="AppleSystemUIFont" w:eastAsia="AppleExternalUIFontKorean-Regul" w:hAnsi="AppleSystemUIFont" w:cs="AppleSystemUIFont"/>
-          <w:kern w:val="0"/>
-          <w:sz w:val="26"/>
-          <w:szCs w:val="26"/>
-          <w:lang w:val="en-US"/>
-        </w:rPr>
-        <w:t xml:space="preserve"> </w:t>
-      </w:r>
-      <w:r>
-        <w:rPr>
-          <w:rFonts w:ascii="AppleExternalUIFontKorean-Regul" w:eastAsia="AppleExternalUIFontKorean-Regul" w:hAnsi="AppleSystemUIFont" w:cs="AppleExternalUIFontKorean-Regul" w:hint="eastAsia"/>
-          <w:kern w:val="0"/>
-          <w:sz w:val="26"/>
-          <w:szCs w:val="26"/>
-          <w:lang w:val="en-US"/>
-        </w:rPr>
-        <w:t>가장</w:t>
-      </w:r>
-      <w:r>
-        <w:rPr>
-          <w:rFonts w:ascii="AppleSystemUIFont" w:eastAsia="AppleExternalUIFontKorean-Regul" w:hAnsi="AppleSystemUIFont" w:cs="AppleSystemUIFont"/>
-          <w:kern w:val="0"/>
-          <w:sz w:val="26"/>
-          <w:szCs w:val="26"/>
-          <w:lang w:val="en-US"/>
-        </w:rPr>
-        <w:t xml:space="preserve"> </w:t>
-      </w:r>
-      <w:r>
-        <w:rPr>
-          <w:rFonts w:ascii="AppleExternalUIFontKorean-Regul" w:eastAsia="AppleExternalUIFontKorean-Regul" w:hAnsi="AppleSystemUIFont" w:cs="AppleExternalUIFontKorean-Regul" w:hint="eastAsia"/>
-          <w:kern w:val="0"/>
-          <w:sz w:val="26"/>
-          <w:szCs w:val="26"/>
-          <w:lang w:val="en-US"/>
-        </w:rPr>
-        <w:t>명확하고</w:t>
-      </w:r>
-      <w:r>
-        <w:rPr>
-          <w:rFonts w:ascii="AppleSystemUIFont" w:eastAsia="AppleExternalUIFontKorean-Regul" w:hAnsi="AppleSystemUIFont" w:cs="AppleSystemUIFont"/>
-          <w:kern w:val="0"/>
-          <w:sz w:val="26"/>
-          <w:szCs w:val="26"/>
-          <w:lang w:val="en-US"/>
-        </w:rPr>
-        <w:t xml:space="preserve"> </w:t>
-      </w:r>
-      <w:r>
-        <w:rPr>
-          <w:rFonts w:ascii="AppleExternalUIFontKorean-Regul" w:eastAsia="AppleExternalUIFontKorean-Regul" w:hAnsi="AppleSystemUIFont" w:cs="AppleExternalUIFontKorean-Regul" w:hint="eastAsia"/>
-          <w:kern w:val="0"/>
-          <w:sz w:val="26"/>
-          <w:szCs w:val="26"/>
-          <w:lang w:val="en-US"/>
-        </w:rPr>
-        <w:t>구체적으로</w:t>
-      </w:r>
-      <w:r>
-        <w:rPr>
-          <w:rFonts w:ascii="AppleSystemUIFont" w:eastAsia="AppleExternalUIFontKorean-Regul" w:hAnsi="AppleSystemUIFont" w:cs="AppleSystemUIFont"/>
-          <w:kern w:val="0"/>
-          <w:sz w:val="26"/>
-          <w:szCs w:val="26"/>
-          <w:lang w:val="en-US"/>
-        </w:rPr>
-        <w:t xml:space="preserve"> </w:t>
-      </w:r>
-      <w:r>
-        <w:rPr>
-          <w:rFonts w:ascii="AppleExternalUIFontKorean-Regul" w:eastAsia="AppleExternalUIFontKorean-Regul" w:hAnsi="AppleSystemUIFont" w:cs="AppleExternalUIFontKorean-Regul" w:hint="eastAsia"/>
-          <w:kern w:val="0"/>
-          <w:sz w:val="26"/>
-          <w:szCs w:val="26"/>
-          <w:lang w:val="en-US"/>
-        </w:rPr>
-        <w:t>친절하게</w:t>
-      </w:r>
-      <w:r>
-        <w:rPr>
-          <w:rFonts w:ascii="AppleSystemUIFont" w:eastAsia="AppleExternalUIFontKorean-Regul" w:hAnsi="AppleSystemUIFont" w:cs="AppleSystemUIFont"/>
-          <w:kern w:val="0"/>
-          <w:sz w:val="26"/>
-          <w:szCs w:val="26"/>
-          <w:lang w:val="en-US"/>
-        </w:rPr>
-        <w:t xml:space="preserve"> </w:t>
-      </w:r>
-      <w:r>
-        <w:rPr>
-          <w:rFonts w:ascii="AppleExternalUIFontKorean-Regul" w:eastAsia="AppleExternalUIFontKorean-Regul" w:hAnsi="AppleSystemUIFont" w:cs="AppleExternalUIFontKorean-Regul" w:hint="eastAsia"/>
-          <w:kern w:val="0"/>
-          <w:sz w:val="26"/>
-          <w:szCs w:val="26"/>
-          <w:lang w:val="en-US"/>
-        </w:rPr>
-        <w:t>전달해</w:t>
-      </w:r>
-      <w:r>
-        <w:rPr>
-          <w:rFonts w:ascii="AppleSystemUIFont" w:eastAsia="AppleExternalUIFontKorean-Regul" w:hAnsi="AppleSystemUIFont" w:cs="AppleSystemUIFont"/>
-          <w:kern w:val="0"/>
-          <w:sz w:val="26"/>
-          <w:szCs w:val="26"/>
-          <w:lang w:val="en-US"/>
-        </w:rPr>
-        <w:t xml:space="preserve">, </w:t>
-      </w:r>
-      <w:r>
-        <w:rPr>
-          <w:rFonts w:ascii="AppleExternalUIFontKorean-Regul" w:eastAsia="AppleExternalUIFontKorean-Regul" w:hAnsi="AppleSystemUIFont" w:cs="AppleExternalUIFontKorean-Regul" w:hint="eastAsia"/>
-          <w:kern w:val="0"/>
-          <w:sz w:val="26"/>
-          <w:szCs w:val="26"/>
-          <w:lang w:val="en-US"/>
-        </w:rPr>
-        <w:t>그</w:t>
-      </w:r>
-      <w:r>
-        <w:rPr>
-          <w:rFonts w:ascii="AppleSystemUIFont" w:eastAsia="AppleExternalUIFontKorean-Regul" w:hAnsi="AppleSystemUIFont" w:cs="AppleSystemUIFont"/>
-          <w:kern w:val="0"/>
-          <w:sz w:val="26"/>
-          <w:szCs w:val="26"/>
-          <w:lang w:val="en-US"/>
-        </w:rPr>
-        <w:t xml:space="preserve"> </w:t>
-      </w:r>
-      <w:r>
-        <w:rPr>
-          <w:rFonts w:ascii="AppleExternalUIFontKorean-Regul" w:eastAsia="AppleExternalUIFontKorean-Regul" w:hAnsi="AppleSystemUIFont" w:cs="AppleExternalUIFontKorean-Regul" w:hint="eastAsia"/>
-          <w:kern w:val="0"/>
-          <w:sz w:val="26"/>
-          <w:szCs w:val="26"/>
-          <w:lang w:val="en-US"/>
-        </w:rPr>
-        <w:t>이야기가</w:t>
-      </w:r>
-      <w:r>
-        <w:rPr>
-          <w:rFonts w:ascii="AppleSystemUIFont" w:eastAsia="AppleExternalUIFontKorean-Regul" w:hAnsi="AppleSystemUIFont" w:cs="AppleSystemUIFont"/>
-          <w:kern w:val="0"/>
-          <w:sz w:val="26"/>
-          <w:szCs w:val="26"/>
-          <w:lang w:val="en-US"/>
-        </w:rPr>
-        <w:t xml:space="preserve"> </w:t>
-      </w:r>
-      <w:r>
-        <w:rPr>
-          <w:rFonts w:ascii="AppleExternalUIFontKorean-Regul" w:eastAsia="AppleExternalUIFontKorean-Regul" w:hAnsi="AppleSystemUIFont" w:cs="AppleExternalUIFontKorean-Regul" w:hint="eastAsia"/>
-          <w:kern w:val="0"/>
-          <w:sz w:val="26"/>
-          <w:szCs w:val="26"/>
-          <w:lang w:val="en-US"/>
-        </w:rPr>
-        <w:t>상대에게</w:t>
-      </w:r>
-      <w:r>
-        <w:rPr>
-          <w:rFonts w:ascii="AppleSystemUIFont" w:eastAsia="AppleExternalUIFontKorean-Regul" w:hAnsi="AppleSystemUIFont" w:cs="AppleSystemUIFont"/>
-          <w:kern w:val="0"/>
-          <w:sz w:val="26"/>
-          <w:szCs w:val="26"/>
-          <w:lang w:val="en-US"/>
-        </w:rPr>
-        <w:t xml:space="preserve"> </w:t>
-      </w:r>
-      <w:r>
-        <w:rPr>
-          <w:rFonts w:ascii="AppleExternalUIFontKorean-Regul" w:eastAsia="AppleExternalUIFontKorean-Regul" w:hAnsi="AppleSystemUIFont" w:cs="AppleExternalUIFontKorean-Regul" w:hint="eastAsia"/>
-          <w:kern w:val="0"/>
-          <w:sz w:val="26"/>
-          <w:szCs w:val="26"/>
-          <w:lang w:val="en-US"/>
-        </w:rPr>
-        <w:t>움직임을</w:t>
-      </w:r>
-      <w:r>
-        <w:rPr>
-          <w:rFonts w:ascii="AppleSystemUIFont" w:eastAsia="AppleExternalUIFontKorean-Regul" w:hAnsi="AppleSystemUIFont" w:cs="AppleSystemUIFont"/>
-          <w:kern w:val="0"/>
-          <w:sz w:val="26"/>
-          <w:szCs w:val="26"/>
-          <w:lang w:val="en-US"/>
-        </w:rPr>
-        <w:t xml:space="preserve"> </w:t>
-      </w:r>
-      <w:r>
-        <w:rPr>
-          <w:rFonts w:ascii="AppleExternalUIFontKorean-Regul" w:eastAsia="AppleExternalUIFontKorean-Regul" w:hAnsi="AppleSystemUIFont" w:cs="AppleExternalUIFontKorean-Regul" w:hint="eastAsia"/>
-          <w:kern w:val="0"/>
-          <w:sz w:val="26"/>
-          <w:szCs w:val="26"/>
-          <w:lang w:val="en-US"/>
-        </w:rPr>
-        <w:t>만들어내는</w:t>
-      </w:r>
-      <w:r>
-        <w:rPr>
-          <w:rFonts w:ascii="AppleSystemUIFont" w:eastAsia="AppleExternalUIFontKorean-Regul" w:hAnsi="AppleSystemUIFont" w:cs="AppleSystemUIFont"/>
-          <w:kern w:val="0"/>
-          <w:sz w:val="26"/>
-          <w:szCs w:val="26"/>
-          <w:lang w:val="en-US"/>
-        </w:rPr>
-        <w:t xml:space="preserve"> </w:t>
-      </w:r>
-      <w:r>
-        <w:rPr>
-          <w:rFonts w:ascii="AppleExternalUIFontKorean-Regul" w:eastAsia="AppleExternalUIFontKorean-Regul" w:hAnsi="AppleSystemUIFont" w:cs="AppleExternalUIFontKorean-Regul" w:hint="eastAsia"/>
-          <w:kern w:val="0"/>
-          <w:sz w:val="26"/>
-          <w:szCs w:val="26"/>
-          <w:lang w:val="en-US"/>
-        </w:rPr>
-        <w:t>일입니다</w:t>
-      </w:r>
-      <w:r>
-        <w:rPr>
-          <w:rFonts w:ascii="AppleSystemUIFont" w:eastAsia="AppleExternalUIFontKorean-Regul" w:hAnsi="AppleSystemUIFont" w:cs="AppleSystemUIFont"/>
-          <w:kern w:val="0"/>
-          <w:sz w:val="26"/>
-          <w:szCs w:val="26"/>
-          <w:lang w:val="en-US"/>
-        </w:rPr>
-        <w:t>.</w:t>
-      </w:r>
-      <w:r>
-        <w:rPr>
-          <w:rFonts w:ascii="AppleSystemUIFont" w:eastAsia="AppleExternalUIFontKorean-Regul" w:hAnsi="AppleSystemUIFont" w:cs="AppleSystemUIFont"/>
-          <w:kern w:val="0"/>
-          <w:sz w:val="26"/>
-          <w:szCs w:val="26"/>
-          <w:lang w:val="en-US"/>
-        </w:rPr>
-        <w:t xml:space="preserve"> </w:t>
-      </w:r>
-    </w:p>
-    <w:p>
-      <w:pPr>
-        <w:rPr>
-          <w:rFonts w:ascii="AppleSystemUIFont" w:eastAsia="AppleExternalUIFontKorean-Regul" w:hAnsi="AppleSystemUIFont" w:cs="AppleSystemUIFont"/>
-          <w:kern w:val="0"/>
-          <w:sz w:val="26"/>
-          <w:szCs w:val="26"/>
-        </w:rPr>
-      </w:pPr>
-      <w:r>
-        <w:rPr>
           <w:rFonts w:ascii="AppleSystemUIFont" w:eastAsia="AppleExternalUIFontKorean-Regul" w:hAnsi="AppleSystemUIFont" w:cs="AppleSystemUIFont" w:hint="eastAsia"/>
           <w:kern w:val="0"/>
           <w:sz w:val="26"/>
           <w:szCs w:val="26"/>
           <w:lang w:val="en-US"/>
         </w:rPr>
-        <w:lastRenderedPageBreak/>
         <w:t>브랜딩은</w:t>
       </w:r>
       <w:r>
